--- a/World-Builds/01-Post-Apostolic-House-Church/CiC_W1_Doc09_Story_Inventory.docx
+++ b/World-Builds/01-Post-Apostolic-House-Church/CiC_W1_Doc09_Story_Inventory.docx
@@ -2,15 +2,14 @@
 <file path=word/document.xml><?xml version="1.0" encoding="utf-8"?>
 <w:document xmlns:w="http://schemas.openxmlformats.org/wordprocessingml/2006/main" xmlns:m="http://schemas.openxmlformats.org/officeDocument/2006/math" xmlns:r="http://schemas.openxmlformats.org/officeDocument/2006/relationships" xmlns:o="urn:schemas-microsoft-com:office:office" xmlns:v="urn:schemas-microsoft-com:vml" xmlns:w10="urn:schemas-microsoft-com:office:word" xmlns:a="http://schemas.openxmlformats.org/drawingml/2006/main" xmlns:pic="http://schemas.openxmlformats.org/drawingml/2006/picture" xmlns:wp="http://schemas.openxmlformats.org/drawingml/2006/wordprocessingDrawing">
   <w:body>
+    <w:bookmarkStart w:id="31" w:name="doc_09-story-inventory"/>
     <w:p>
       <w:pPr>
         <w:pStyle w:val="Heading1"/>
       </w:pPr>
-      <w:bookmarkStart w:id="20" w:name="doc_09-story-inventory"/>
       <w:r>
         <w:t xml:space="preserve">Doc_09 — Story Inventory</w:t>
       </w:r>
-      <w:bookmarkEnd w:id="20"/>
     </w:p>
     <w:p>
       <w:pPr>
@@ -18,6 +17,7 @@
       </w:pPr>
       <w:r>
         <w:rPr>
+          <w:bCs/>
           <w:b/>
         </w:rPr>
         <w:t xml:space="preserve">World #1: Post-Apostolic/Sub-Apostolic House-Church Christianity (c.70–200 CE; Antioch/Syria, Asia Minor, Rome)</w:t>
@@ -29,6 +29,7 @@
       </w:pPr>
       <w:r>
         <w:rPr>
+          <w:bCs/>
           <w:b/>
         </w:rPr>
         <w:t xml:space="preserve">World code:</w:t>
@@ -49,6 +50,7 @@
       </w:pPr>
       <w:r>
         <w:rPr>
+          <w:bCs/>
           <w:b/>
         </w:rPr>
         <w:t xml:space="preserve">Status: APPROVED TO PROCEED.</w:t>
@@ -66,6 +68,7 @@
       </w:pPr>
       <w:r>
         <w:rPr>
+          <w:bCs/>
           <w:b/>
         </w:rPr>
         <w:t xml:space="preserve">Governed by:</w:t>
@@ -83,6 +86,7 @@
       </w:pPr>
       <w:r>
         <w:rPr>
+          <w:bCs/>
           <w:b/>
         </w:rPr>
         <w:t xml:space="preserve">Built from:</w:t>
@@ -100,6 +104,7 @@
       </w:pPr>
       <w:r>
         <w:rPr>
+          <w:bCs/>
           <w:b/>
         </w:rPr>
         <w:t xml:space="preserve">Confidence vocabulary used throughout:</w:t>
@@ -118,15 +123,14 @@
         </w:pict>
       </w:r>
     </w:p>
+    <w:bookmarkStart w:id="20" w:name="X7177e54b6b7ea4721a0bf83afb66f14c88f20c8"/>
     <w:p>
       <w:pPr>
         <w:pStyle w:val="Heading2"/>
       </w:pPr>
-      <w:bookmarkStart w:id="21" w:name="X7177e54b6b7ea4721a0bf83afb66f14c88f20c8"/>
       <w:r>
         <w:t xml:space="preserve">Section 1 — The Four-Tier System, As Governed by This World</w:t>
       </w:r>
-      <w:bookmarkEnd w:id="21"/>
     </w:p>
     <w:p>
       <w:pPr>
@@ -146,6 +150,7 @@
       </w:pPr>
       <w:r>
         <w:rPr>
+          <w:bCs/>
           <w:b/>
         </w:rPr>
         <w:t xml:space="preserve">Tier 1 — Documented Historical Narrative.</w:t>
@@ -167,6 +172,7 @@
       </w:pPr>
       <w:r>
         <w:rPr>
+          <w:bCs/>
           <w:b/>
         </w:rPr>
         <w:t xml:space="preserve">Tier 2 — Collected and Traditional Material.</w:t>
@@ -188,6 +194,7 @@
       </w:pPr>
       <w:r>
         <w:rPr>
+          <w:bCs/>
           <w:b/>
         </w:rPr>
         <w:t xml:space="preserve">Tier 3 — Attributed Tradition.</w:t>
@@ -209,6 +216,7 @@
       </w:pPr>
       <w:r>
         <w:rPr>
+          <w:bCs/>
           <w:b/>
         </w:rPr>
         <w:t xml:space="preserve">Tier 4 — Historically Grounded Reconstruction.</w:t>
@@ -230,6 +238,7 @@
       </w:pPr>
       <w:r>
         <w:rPr>
+          <w:bCs/>
           <w:b/>
         </w:rPr>
         <w:t xml:space="preserve">No Tier 5.</w:t>
@@ -247,6 +256,7 @@
       </w:pPr>
       <w:r>
         <w:rPr>
+          <w:bCs/>
           <w:b/>
         </w:rPr>
         <w:t xml:space="preserve">A note on this world’s own Tier 2 absence.</w:t>
@@ -283,15 +293,15 @@
         </w:pict>
       </w:r>
     </w:p>
+    <w:bookmarkEnd w:id="20"/>
+    <w:bookmarkStart w:id="24" w:name="section-2-story-catalog"/>
     <w:p>
       <w:pPr>
         <w:pStyle w:val="Heading2"/>
       </w:pPr>
-      <w:bookmarkStart w:id="22" w:name="section-2-story-catalog"/>
       <w:r>
         <w:t xml:space="preserve">Section 2 — Story Catalog</w:t>
       </w:r>
-      <w:bookmarkEnd w:id="22"/>
     </w:p>
     <w:p>
       <w:pPr>
@@ -313,15 +323,14 @@
         <w:t xml:space="preserve">, one per story catalogued below, and separately indexed in full in the companion Story Index workbook). This section catalogs each story’s essential facts; the deployment chunks carry the full tier-register story text, formation ecology connection, and usage guidance.</w:t>
       </w:r>
     </w:p>
+    <w:bookmarkStart w:id="21" w:name="tier-1-documented-historical-narrative"/>
     <w:p>
       <w:pPr>
         <w:pStyle w:val="Heading3"/>
       </w:pPr>
-      <w:bookmarkStart w:id="23" w:name="tier-1-documented-historical-narrative"/>
       <w:r>
         <w:t xml:space="preserve">TIER 1 — DOCUMENTED HISTORICAL NARRATIVE</w:t>
       </w:r>
-      <w:bookmarkEnd w:id="23"/>
     </w:p>
     <w:p>
       <w:r>
@@ -336,6 +345,7 @@
       </w:pPr>
       <w:r>
         <w:rPr>
+          <w:bCs/>
           <w:b/>
         </w:rPr>
         <w:t xml:space="preserve">Story 001 — Ignatius’s Guarded Journey to Rome</w:t>
@@ -345,6 +355,7 @@
       </w:r>
       <w:r>
         <w:rPr>
+          <w:iCs/>
           <w:i/>
         </w:rPr>
         <w:t xml:space="preserve">File:</w:t>
@@ -369,6 +380,7 @@
       </w:pPr>
       <w:r>
         <w:rPr>
+          <w:bCs/>
           <w:b/>
         </w:rPr>
         <w:t xml:space="preserve">Source:</w:t>
@@ -390,6 +402,7 @@
       </w:pPr>
       <w:r>
         <w:rPr>
+          <w:bCs/>
           <w:b/>
         </w:rPr>
         <w:t xml:space="preserve">Confidence:</w:t>
@@ -411,6 +424,7 @@
       </w:pPr>
       <w:r>
         <w:rPr>
+          <w:bCs/>
           <w:b/>
         </w:rPr>
         <w:t xml:space="preserve">Strand:</w:t>
@@ -432,6 +446,7 @@
       </w:pPr>
       <w:r>
         <w:rPr>
+          <w:bCs/>
           <w:b/>
         </w:rPr>
         <w:t xml:space="preserve">Connected gravities:</w:t>
@@ -453,6 +468,7 @@
       </w:pPr>
       <w:r>
         <w:rPr>
+          <w:bCs/>
           <w:b/>
         </w:rPr>
         <w:t xml:space="preserve">Tier justification, in brief:</w:t>
@@ -474,6 +490,7 @@
       </w:pPr>
       <w:r>
         <w:rPr>
+          <w:bCs/>
           <w:b/>
         </w:rPr>
         <w:t xml:space="preserve">Usage guidance, in brief:</w:t>
@@ -498,6 +515,7 @@
       </w:pPr>
       <w:r>
         <w:rPr>
+          <w:bCs/>
           <w:b/>
         </w:rPr>
         <w:t xml:space="preserve">Story 002 — 1 Clement’s Intervention in the Corinthian Dispute</w:t>
@@ -507,6 +525,7 @@
       </w:r>
       <w:r>
         <w:rPr>
+          <w:iCs/>
           <w:i/>
         </w:rPr>
         <w:t xml:space="preserve">File:</w:t>
@@ -531,6 +550,7 @@
       </w:pPr>
       <w:r>
         <w:rPr>
+          <w:bCs/>
           <w:b/>
         </w:rPr>
         <w:t xml:space="preserve">Source:</w:t>
@@ -552,6 +572,7 @@
       </w:pPr>
       <w:r>
         <w:rPr>
+          <w:bCs/>
           <w:b/>
         </w:rPr>
         <w:t xml:space="preserve">Confidence:</w:t>
@@ -573,6 +594,7 @@
       </w:pPr>
       <w:r>
         <w:rPr>
+          <w:bCs/>
           <w:b/>
         </w:rPr>
         <w:t xml:space="preserve">Strand:</w:t>
@@ -594,6 +616,7 @@
       </w:pPr>
       <w:r>
         <w:rPr>
+          <w:bCs/>
           <w:b/>
         </w:rPr>
         <w:t xml:space="preserve">Connected gravities:</w:t>
@@ -615,6 +638,7 @@
       </w:pPr>
       <w:r>
         <w:rPr>
+          <w:bCs/>
           <w:b/>
         </w:rPr>
         <w:t xml:space="preserve">Tier justification, in brief:</w:t>
@@ -636,6 +660,7 @@
       </w:pPr>
       <w:r>
         <w:rPr>
+          <w:bCs/>
           <w:b/>
         </w:rPr>
         <w:t xml:space="preserve">Usage guidance, in brief:</w:t>
@@ -660,6 +685,7 @@
       </w:pPr>
       <w:r>
         <w:rPr>
+          <w:bCs/>
           <w:b/>
         </w:rPr>
         <w:t xml:space="preserve">Story 003 — Polycarp Forwards Ignatius’s Letters to Philippi</w:t>
@@ -669,6 +695,7 @@
       </w:r>
       <w:r>
         <w:rPr>
+          <w:iCs/>
           <w:i/>
         </w:rPr>
         <w:t xml:space="preserve">File:</w:t>
@@ -693,6 +720,7 @@
       </w:pPr>
       <w:r>
         <w:rPr>
+          <w:bCs/>
           <w:b/>
         </w:rPr>
         <w:t xml:space="preserve">Source:</w:t>
@@ -708,6 +736,7 @@
       </w:r>
       <w:r>
         <w:rPr>
+          <w:iCs/>
           <w:i/>
         </w:rPr>
         <w:t xml:space="preserve">Letter to the Philippians</w:t>
@@ -729,6 +758,7 @@
       </w:pPr>
       <w:r>
         <w:rPr>
+          <w:bCs/>
           <w:b/>
         </w:rPr>
         <w:t xml:space="preserve">Confidence:</w:t>
@@ -750,6 +780,7 @@
       </w:pPr>
       <w:r>
         <w:rPr>
+          <w:bCs/>
           <w:b/>
         </w:rPr>
         <w:t xml:space="preserve">Strand:</w:t>
@@ -789,6 +820,7 @@
       </w:pPr>
       <w:r>
         <w:rPr>
+          <w:bCs/>
           <w:b/>
         </w:rPr>
         <w:t xml:space="preserve">Connected gravities:</w:t>
@@ -810,6 +842,7 @@
       </w:pPr>
       <w:r>
         <w:rPr>
+          <w:bCs/>
           <w:b/>
         </w:rPr>
         <w:t xml:space="preserve">Tier justification, in brief:</w:t>
@@ -831,6 +864,7 @@
       </w:pPr>
       <w:r>
         <w:rPr>
+          <w:bCs/>
           <w:b/>
         </w:rPr>
         <w:t xml:space="preserve">Usage guidance, in brief:</w:t>
@@ -855,6 +889,7 @@
       </w:pPr>
       <w:r>
         <w:rPr>
+          <w:bCs/>
           <w:b/>
         </w:rPr>
         <w:t xml:space="preserve">Story 004 — Pliny’s Interrogation in Bithynia-Pontus</w:t>
@@ -864,6 +899,7 @@
       </w:r>
       <w:r>
         <w:rPr>
+          <w:iCs/>
           <w:i/>
         </w:rPr>
         <w:t xml:space="preserve">File:</w:t>
@@ -888,6 +924,7 @@
       </w:pPr>
       <w:r>
         <w:rPr>
+          <w:bCs/>
           <w:b/>
         </w:rPr>
         <w:t xml:space="preserve">Source:</w:t>
@@ -903,6 +940,7 @@
       </w:r>
       <w:r>
         <w:rPr>
+          <w:iCs/>
           <w:i/>
         </w:rPr>
         <w:t xml:space="preserve">Letters</w:t>
@@ -924,6 +962,7 @@
       </w:pPr>
       <w:r>
         <w:rPr>
+          <w:bCs/>
           <w:b/>
         </w:rPr>
         <w:t xml:space="preserve">Confidence:</w:t>
@@ -963,6 +1002,7 @@
       </w:pPr>
       <w:r>
         <w:rPr>
+          <w:bCs/>
           <w:b/>
         </w:rPr>
         <w:t xml:space="preserve">Strand:</w:t>
@@ -984,6 +1024,7 @@
       </w:pPr>
       <w:r>
         <w:rPr>
+          <w:bCs/>
           <w:b/>
         </w:rPr>
         <w:t xml:space="preserve">Connected gravities:</w:t>
@@ -1005,6 +1046,7 @@
       </w:pPr>
       <w:r>
         <w:rPr>
+          <w:bCs/>
           <w:b/>
         </w:rPr>
         <w:t xml:space="preserve">Tier justification, in brief:</w:t>
@@ -1035,6 +1077,7 @@
       </w:r>
       <w:r>
         <w:rPr>
+          <w:iCs/>
           <w:i/>
         </w:rPr>
         <w:t xml:space="preserve">ministrae</w:t>
@@ -1053,6 +1096,7 @@
       </w:pPr>
       <w:r>
         <w:rPr>
+          <w:bCs/>
           <w:b/>
         </w:rPr>
         <w:t xml:space="preserve">Usage guidance, in brief:</w:t>
@@ -1062,6 +1106,7 @@
       </w:r>
       <w:r>
         <w:rPr>
+          <w:bCs/>
           <w:b/>
         </w:rPr>
         <w:t xml:space="preserve">Requires particular care.</w:t>
@@ -1077,6 +1122,7 @@
       </w:r>
       <w:r>
         <w:rPr>
+          <w:iCs/>
           <w:i/>
         </w:rPr>
         <w:t xml:space="preserve">ministrae</w:t>
@@ -1098,6 +1144,7 @@
       </w:pPr>
       <w:r>
         <w:rPr>
+          <w:bCs/>
           <w:b/>
         </w:rPr>
         <w:t xml:space="preserve">Story 005 — Nero’s Fire and the First Scapegoating</w:t>
@@ -1107,6 +1154,7 @@
       </w:r>
       <w:r>
         <w:rPr>
+          <w:iCs/>
           <w:i/>
         </w:rPr>
         <w:t xml:space="preserve">File:</w:t>
@@ -1131,6 +1179,7 @@
       </w:pPr>
       <w:r>
         <w:rPr>
+          <w:bCs/>
           <w:b/>
         </w:rPr>
         <w:t xml:space="preserve">Source:</w:t>
@@ -1146,6 +1195,7 @@
       </w:r>
       <w:r>
         <w:rPr>
+          <w:iCs/>
           <w:i/>
         </w:rPr>
         <w:t xml:space="preserve">Annals</w:t>
@@ -1167,6 +1217,7 @@
       </w:pPr>
       <w:r>
         <w:rPr>
+          <w:bCs/>
           <w:b/>
         </w:rPr>
         <w:t xml:space="preserve">Confidence:</w:t>
@@ -1182,6 +1233,7 @@
       </w:r>
       <w:r>
         <w:rPr>
+          <w:iCs/>
           <w:i/>
         </w:rPr>
         <w:t xml:space="preserve">as a named group</w:t>
@@ -1203,6 +1255,7 @@
       </w:pPr>
       <w:r>
         <w:rPr>
+          <w:bCs/>
           <w:b/>
         </w:rPr>
         <w:t xml:space="preserve">Strand:</w:t>
@@ -1224,6 +1277,7 @@
       </w:pPr>
       <w:r>
         <w:rPr>
+          <w:bCs/>
           <w:b/>
         </w:rPr>
         <w:t xml:space="preserve">Connected gravities:</w:t>
@@ -1245,6 +1299,7 @@
       </w:pPr>
       <w:r>
         <w:rPr>
+          <w:bCs/>
           <w:b/>
         </w:rPr>
         <w:t xml:space="preserve">Tier justification, in brief:</w:t>
@@ -1266,6 +1321,7 @@
       </w:pPr>
       <w:r>
         <w:rPr>
+          <w:bCs/>
           <w:b/>
         </w:rPr>
         <w:t xml:space="preserve">Usage guidance, in brief:</w:t>
@@ -1308,6 +1364,7 @@
       </w:pPr>
       <w:r>
         <w:rPr>
+          <w:bCs/>
           <w:b/>
         </w:rPr>
         <w:t xml:space="preserve">Story 006 — A Sunday Gathering in Rome, As Justin Describes It</w:t>
@@ -1317,6 +1374,7 @@
       </w:r>
       <w:r>
         <w:rPr>
+          <w:iCs/>
           <w:i/>
         </w:rPr>
         <w:t xml:space="preserve">File:</w:t>
@@ -1341,6 +1399,7 @@
       </w:pPr>
       <w:r>
         <w:rPr>
+          <w:bCs/>
           <w:b/>
         </w:rPr>
         <w:t xml:space="preserve">Source:</w:t>
@@ -1356,6 +1415,7 @@
       </w:r>
       <w:r>
         <w:rPr>
+          <w:iCs/>
           <w:i/>
         </w:rPr>
         <w:t xml:space="preserve">First Apology</w:t>
@@ -1377,6 +1437,7 @@
       </w:pPr>
       <w:r>
         <w:rPr>
+          <w:bCs/>
           <w:b/>
         </w:rPr>
         <w:t xml:space="preserve">Confidence:</w:t>
@@ -1398,6 +1459,7 @@
       </w:pPr>
       <w:r>
         <w:rPr>
+          <w:bCs/>
           <w:b/>
         </w:rPr>
         <w:t xml:space="preserve">Strand:</w:t>
@@ -1419,6 +1481,7 @@
       </w:pPr>
       <w:r>
         <w:rPr>
+          <w:bCs/>
           <w:b/>
         </w:rPr>
         <w:t xml:space="preserve">Connected gravities:</w:t>
@@ -1440,6 +1503,7 @@
       </w:pPr>
       <w:r>
         <w:rPr>
+          <w:bCs/>
           <w:b/>
         </w:rPr>
         <w:t xml:space="preserve">Tier justification, in brief:</w:t>
@@ -1479,6 +1543,7 @@
       </w:pPr>
       <w:r>
         <w:rPr>
+          <w:bCs/>
           <w:b/>
         </w:rPr>
         <w:t xml:space="preserve">Usage guidance, in brief:</w:t>
@@ -1503,6 +1568,7 @@
       </w:pPr>
       <w:r>
         <w:rPr>
+          <w:bCs/>
           <w:b/>
         </w:rPr>
         <w:t xml:space="preserve">Story 007 — Hermas’s Visions of Mercy After Sin</w:t>
@@ -1512,6 +1578,7 @@
       </w:r>
       <w:r>
         <w:rPr>
+          <w:iCs/>
           <w:i/>
         </w:rPr>
         <w:t xml:space="preserve">File:</w:t>
@@ -1536,6 +1603,7 @@
       </w:pPr>
       <w:r>
         <w:rPr>
+          <w:bCs/>
           <w:b/>
         </w:rPr>
         <w:t xml:space="preserve">Source:</w:t>
@@ -1545,6 +1613,7 @@
       </w:r>
       <w:r>
         <w:rPr>
+          <w:iCs/>
           <w:i/>
         </w:rPr>
         <w:t xml:space="preserve">Shepherd of Hermas</w:t>
@@ -1566,6 +1635,7 @@
       </w:pPr>
       <w:r>
         <w:rPr>
+          <w:bCs/>
           <w:b/>
         </w:rPr>
         <w:t xml:space="preserve">Confidence:</w:t>
@@ -1587,6 +1657,7 @@
       </w:pPr>
       <w:r>
         <w:rPr>
+          <w:bCs/>
           <w:b/>
         </w:rPr>
         <w:t xml:space="preserve">Strand:</w:t>
@@ -1608,6 +1679,7 @@
       </w:pPr>
       <w:r>
         <w:rPr>
+          <w:bCs/>
           <w:b/>
         </w:rPr>
         <w:t xml:space="preserve">Connected gravities:</w:t>
@@ -1623,6 +1695,7 @@
       </w:r>
       <w:r>
         <w:rPr>
+          <w:iCs/>
           <w:i/>
         </w:rPr>
         <w:t xml:space="preserve">Vision</w:t>
@@ -1644,6 +1717,7 @@
       </w:pPr>
       <w:r>
         <w:rPr>
+          <w:bCs/>
           <w:b/>
         </w:rPr>
         <w:t xml:space="preserve">Tier justification, in brief:</w:t>
@@ -1659,6 +1733,7 @@
       </w:r>
       <w:r>
         <w:rPr>
+          <w:iCs/>
           <w:i/>
         </w:rPr>
         <w:t xml:space="preserve">reporting</w:t>
@@ -1680,6 +1755,7 @@
       </w:pPr>
       <w:r>
         <w:rPr>
+          <w:bCs/>
           <w:b/>
         </w:rPr>
         <w:t xml:space="preserve">Usage guidance, in brief:</w:t>
@@ -1698,15 +1774,15 @@
         </w:pict>
       </w:r>
     </w:p>
+    <w:bookmarkEnd w:id="21"/>
+    <w:bookmarkStart w:id="22" w:name="tier-3-attributed-tradition"/>
     <w:p>
       <w:pPr>
         <w:pStyle w:val="Heading3"/>
       </w:pPr>
-      <w:bookmarkStart w:id="24" w:name="tier-3-attributed-tradition"/>
       <w:r>
         <w:t xml:space="preserve">TIER 3 — ATTRIBUTED TRADITION</w:t>
       </w:r>
-      <w:bookmarkEnd w:id="24"/>
     </w:p>
     <w:p>
       <w:r>
@@ -1721,6 +1797,7 @@
       </w:pPr>
       <w:r>
         <w:rPr>
+          <w:bCs/>
           <w:b/>
         </w:rPr>
         <w:t xml:space="preserve">Story 008 — The Martyrdom of Polycarp</w:t>
@@ -1730,6 +1807,7 @@
       </w:r>
       <w:r>
         <w:rPr>
+          <w:iCs/>
           <w:i/>
         </w:rPr>
         <w:t xml:space="preserve">File:</w:t>
@@ -1754,6 +1832,7 @@
       </w:pPr>
       <w:r>
         <w:rPr>
+          <w:bCs/>
           <w:b/>
         </w:rPr>
         <w:t xml:space="preserve">Source:</w:t>
@@ -1763,6 +1842,7 @@
       </w:r>
       <w:r>
         <w:rPr>
+          <w:iCs/>
           <w:i/>
         </w:rPr>
         <w:t xml:space="preserve">Martyrdom of Polycarp</w:t>
@@ -1778,6 +1858,7 @@
       </w:r>
       <w:r>
         <w:rPr>
+          <w:iCs/>
           <w:i/>
         </w:rPr>
         <w:t xml:space="preserve">Chronicon</w:t>
@@ -1799,6 +1880,7 @@
       </w:pPr>
       <w:r>
         <w:rPr>
+          <w:bCs/>
           <w:b/>
         </w:rPr>
         <w:t xml:space="preserve">Confidence:</w:t>
@@ -1820,6 +1902,7 @@
       </w:pPr>
       <w:r>
         <w:rPr>
+          <w:bCs/>
           <w:b/>
         </w:rPr>
         <w:t xml:space="preserve">Strand:</w:t>
@@ -1841,6 +1924,7 @@
       </w:pPr>
       <w:r>
         <w:rPr>
+          <w:bCs/>
           <w:b/>
         </w:rPr>
         <w:t xml:space="preserve">Connected gravities:</w:t>
@@ -1862,6 +1946,7 @@
       </w:pPr>
       <w:r>
         <w:rPr>
+          <w:bCs/>
           <w:b/>
         </w:rPr>
         <w:t xml:space="preserve">Tier justification, in brief:</w:t>
@@ -1877,6 +1962,7 @@
       </w:r>
       <w:r>
         <w:rPr>
+          <w:iCs/>
           <w:i/>
         </w:rPr>
         <w:t xml:space="preserve">dies natalis</w:t>
@@ -1916,6 +2002,7 @@
       </w:pPr>
       <w:r>
         <w:rPr>
+          <w:bCs/>
           <w:b/>
         </w:rPr>
         <w:t xml:space="preserve">Usage guidance, in brief:</w:t>
@@ -1934,15 +2021,15 @@
         </w:pict>
       </w:r>
     </w:p>
+    <w:bookmarkEnd w:id="22"/>
+    <w:bookmarkStart w:id="23" w:name="X064a76b0f599af8a69f3d52d173ccc1242c40ef"/>
     <w:p>
       <w:pPr>
         <w:pStyle w:val="Heading3"/>
       </w:pPr>
-      <w:bookmarkStart w:id="25" w:name="X064a76b0f599af8a69f3d52d173ccc1242c40ef"/>
       <w:r>
         <w:t xml:space="preserve">TIER 4 — HISTORICALLY GROUNDED RECONSTRUCTION</w:t>
       </w:r>
-      <w:bookmarkEnd w:id="25"/>
     </w:p>
     <w:p>
       <w:r>
@@ -1957,6 +2044,7 @@
       </w:pPr>
       <w:r>
         <w:rPr>
+          <w:bCs/>
           <w:b/>
         </w:rPr>
         <w:t xml:space="preserve">Story 009 — The Two Ways: A Catechumen’s Path to the Water</w:t>
@@ -1966,6 +2054,7 @@
       </w:r>
       <w:r>
         <w:rPr>
+          <w:iCs/>
           <w:i/>
         </w:rPr>
         <w:t xml:space="preserve">File:</w:t>
@@ -1990,6 +2079,7 @@
       </w:pPr>
       <w:r>
         <w:rPr>
+          <w:bCs/>
           <w:b/>
         </w:rPr>
         <w:t xml:space="preserve">Sources:</w:t>
@@ -2011,6 +2101,7 @@
       </w:pPr>
       <w:r>
         <w:rPr>
+          <w:bCs/>
           <w:b/>
         </w:rPr>
         <w:t xml:space="preserve">Confidence:</w:t>
@@ -2026,6 +2117,7 @@
       </w:r>
       <w:r>
         <w:rPr>
+          <w:iCs/>
           <w:i/>
         </w:rPr>
         <w:t xml:space="preserve">procedural</w:t>
@@ -2041,6 +2133,7 @@
       </w:r>
       <w:r>
         <w:rPr>
+          <w:bCs/>
           <w:b/>
         </w:rPr>
         <w:t xml:space="preserve">Updated at Step 9’s Validation &amp; Testing pass, 2026-07-08:</w:t>
@@ -2056,6 +2149,7 @@
       </w:r>
       <w:r>
         <w:rPr>
+          <w:iCs/>
           <w:i/>
         </w:rPr>
         <w:t xml:space="preserve">First Apology</w:t>
@@ -2071,6 +2165,7 @@
       </w:r>
       <w:r>
         <w:rPr>
+          <w:iCs/>
           <w:i/>
         </w:rPr>
         <w:t xml:space="preserve">Smyrnaeans</w:t>
@@ -2086,6 +2181,7 @@
       </w:r>
       <w:r>
         <w:rPr>
+          <w:iCs/>
           <w:i/>
         </w:rPr>
         <w:t xml:space="preserve">specific</w:t>
@@ -2107,6 +2203,7 @@
       </w:pPr>
       <w:r>
         <w:rPr>
+          <w:bCs/>
           <w:b/>
         </w:rPr>
         <w:t xml:space="preserve">Strand:</w:t>
@@ -2128,6 +2225,7 @@
       </w:pPr>
       <w:r>
         <w:rPr>
+          <w:bCs/>
           <w:b/>
         </w:rPr>
         <w:t xml:space="preserve">Connected gravities:</w:t>
@@ -2149,6 +2247,7 @@
       </w:pPr>
       <w:r>
         <w:rPr>
+          <w:bCs/>
           <w:b/>
         </w:rPr>
         <w:t xml:space="preserve">Tier justification, in brief:</w:t>
@@ -2170,6 +2269,7 @@
       </w:pPr>
       <w:r>
         <w:rPr>
+          <w:bCs/>
           <w:b/>
         </w:rPr>
         <w:t xml:space="preserve">Usage guidance, in brief:</w:t>
@@ -2212,6 +2312,7 @@
       </w:pPr>
       <w:r>
         <w:rPr>
+          <w:bCs/>
           <w:b/>
         </w:rPr>
         <w:t xml:space="preserve">Story 010 — A Meal Without a Story: The Didache’s Eucharist</w:t>
@@ -2221,6 +2322,7 @@
       </w:r>
       <w:r>
         <w:rPr>
+          <w:iCs/>
           <w:i/>
         </w:rPr>
         <w:t xml:space="preserve">File:</w:t>
@@ -2245,6 +2347,7 @@
       </w:pPr>
       <w:r>
         <w:rPr>
+          <w:bCs/>
           <w:b/>
         </w:rPr>
         <w:t xml:space="preserve">Sources:</w:t>
@@ -2266,6 +2369,7 @@
       </w:pPr>
       <w:r>
         <w:rPr>
+          <w:bCs/>
           <w:b/>
         </w:rPr>
         <w:t xml:space="preserve">Confidence:</w:t>
@@ -2287,6 +2391,7 @@
       </w:pPr>
       <w:r>
         <w:rPr>
+          <w:bCs/>
           <w:b/>
         </w:rPr>
         <w:t xml:space="preserve">Strand:</w:t>
@@ -2308,6 +2413,7 @@
       </w:pPr>
       <w:r>
         <w:rPr>
+          <w:bCs/>
           <w:b/>
         </w:rPr>
         <w:t xml:space="preserve">Connected gravities:</w:t>
@@ -2329,6 +2435,7 @@
       </w:pPr>
       <w:r>
         <w:rPr>
+          <w:bCs/>
           <w:b/>
         </w:rPr>
         <w:t xml:space="preserve">Tier justification, in brief:</w:t>
@@ -2350,6 +2457,7 @@
       </w:pPr>
       <w:r>
         <w:rPr>
+          <w:bCs/>
           <w:b/>
         </w:rPr>
         <w:t xml:space="preserve">Usage guidance, in brief:</w:t>
@@ -2392,6 +2500,7 @@
       </w:pPr>
       <w:r>
         <w:rPr>
+          <w:bCs/>
           <w:b/>
         </w:rPr>
         <w:t xml:space="preserve">Story 011 — The One Eucharist, Under the Bishop</w:t>
@@ -2401,6 +2510,7 @@
       </w:r>
       <w:r>
         <w:rPr>
+          <w:iCs/>
           <w:i/>
         </w:rPr>
         <w:t xml:space="preserve">File:</w:t>
@@ -2425,6 +2535,7 @@
       </w:pPr>
       <w:r>
         <w:rPr>
+          <w:bCs/>
           <w:b/>
         </w:rPr>
         <w:t xml:space="preserve">Sources:</w:t>
@@ -2440,6 +2551,7 @@
       </w:r>
       <w:r>
         <w:rPr>
+          <w:iCs/>
           <w:i/>
         </w:rPr>
         <w:t xml:space="preserve">Philadelphians</w:t>
@@ -2455,6 +2567,7 @@
       </w:r>
       <w:r>
         <w:rPr>
+          <w:iCs/>
           <w:i/>
         </w:rPr>
         <w:t xml:space="preserve">Smyrnaeans</w:t>
@@ -2476,6 +2589,7 @@
       </w:pPr>
       <w:r>
         <w:rPr>
+          <w:bCs/>
           <w:b/>
         </w:rPr>
         <w:t xml:space="preserve">Confidence:</w:t>
@@ -2497,6 +2611,7 @@
       </w:pPr>
       <w:r>
         <w:rPr>
+          <w:bCs/>
           <w:b/>
         </w:rPr>
         <w:t xml:space="preserve">Strand:</w:t>
@@ -2518,6 +2633,7 @@
       </w:pPr>
       <w:r>
         <w:rPr>
+          <w:bCs/>
           <w:b/>
         </w:rPr>
         <w:t xml:space="preserve">Connected gravities:</w:t>
@@ -2539,6 +2655,7 @@
       </w:pPr>
       <w:r>
         <w:rPr>
+          <w:bCs/>
           <w:b/>
         </w:rPr>
         <w:t xml:space="preserve">Tier justification, in brief:</w:t>
@@ -2560,6 +2677,7 @@
       </w:pPr>
       <w:r>
         <w:rPr>
+          <w:bCs/>
           <w:b/>
         </w:rPr>
         <w:t xml:space="preserve">Usage guidance, in brief:</w:t>
@@ -2584,6 +2702,7 @@
       </w:pPr>
       <w:r>
         <w:rPr>
+          <w:bCs/>
           <w:b/>
         </w:rPr>
         <w:t xml:space="preserve">Story 012 — A Day Under the Bishop, A Day Under the Presbyters</w:t>
@@ -2593,6 +2712,7 @@
       </w:r>
       <w:r>
         <w:rPr>
+          <w:iCs/>
           <w:i/>
         </w:rPr>
         <w:t xml:space="preserve">File:</w:t>
@@ -2617,6 +2737,7 @@
       </w:pPr>
       <w:r>
         <w:rPr>
+          <w:bCs/>
           <w:b/>
         </w:rPr>
         <w:t xml:space="preserve">Sources:</w:t>
@@ -2650,6 +2771,7 @@
       </w:r>
       <w:r>
         <w:rPr>
+          <w:iCs/>
           <w:i/>
         </w:rPr>
         <w:t xml:space="preserve">Ephesians</w:t>
@@ -2671,6 +2793,7 @@
       </w:pPr>
       <w:r>
         <w:rPr>
+          <w:bCs/>
           <w:b/>
         </w:rPr>
         <w:t xml:space="preserve">Confidence:</w:t>
@@ -2692,6 +2815,7 @@
       </w:pPr>
       <w:r>
         <w:rPr>
+          <w:bCs/>
           <w:b/>
         </w:rPr>
         <w:t xml:space="preserve">Strand:</w:t>
@@ -2713,6 +2837,7 @@
       </w:pPr>
       <w:r>
         <w:rPr>
+          <w:bCs/>
           <w:b/>
         </w:rPr>
         <w:t xml:space="preserve">Connected gravities:</w:t>
@@ -2734,6 +2859,7 @@
       </w:pPr>
       <w:r>
         <w:rPr>
+          <w:bCs/>
           <w:b/>
         </w:rPr>
         <w:t xml:space="preserve">Tier justification, in brief:</w:t>
@@ -2773,6 +2899,7 @@
       </w:pPr>
       <w:r>
         <w:rPr>
+          <w:bCs/>
           <w:b/>
         </w:rPr>
         <w:t xml:space="preserve">Usage guidance, in brief:</w:t>
@@ -2815,6 +2942,7 @@
       </w:pPr>
       <w:r>
         <w:rPr>
+          <w:bCs/>
           <w:b/>
         </w:rPr>
         <w:t xml:space="preserve">Story 013 — Carrying the Prisoner’s Needs: Mutual Aid Under Threat</w:t>
@@ -2824,6 +2952,7 @@
       </w:r>
       <w:r>
         <w:rPr>
+          <w:iCs/>
           <w:i/>
         </w:rPr>
         <w:t xml:space="preserve">File:</w:t>
@@ -2848,6 +2977,7 @@
       </w:pPr>
       <w:r>
         <w:rPr>
+          <w:bCs/>
           <w:b/>
         </w:rPr>
         <w:t xml:space="preserve">Sources:</w:t>
@@ -2863,6 +2993,7 @@
       </w:r>
       <w:r>
         <w:rPr>
+          <w:iCs/>
           <w:i/>
         </w:rPr>
         <w:t xml:space="preserve">The Passing of Peregrinus</w:t>
@@ -2878,6 +3009,7 @@
       </w:r>
       <w:r>
         <w:rPr>
+          <w:iCs/>
           <w:i/>
         </w:rPr>
         <w:t xml:space="preserve">Apology</w:t>
@@ -2899,6 +3031,7 @@
       </w:pPr>
       <w:r>
         <w:rPr>
+          <w:bCs/>
           <w:b/>
         </w:rPr>
         <w:t xml:space="preserve">Confidence:</w:t>
@@ -2920,6 +3053,7 @@
       </w:pPr>
       <w:r>
         <w:rPr>
+          <w:bCs/>
           <w:b/>
         </w:rPr>
         <w:t xml:space="preserve">Strand:</w:t>
@@ -2959,6 +3093,7 @@
       </w:pPr>
       <w:r>
         <w:rPr>
+          <w:bCs/>
           <w:b/>
         </w:rPr>
         <w:t xml:space="preserve">Connected gravities:</w:t>
@@ -2980,6 +3115,7 @@
       </w:pPr>
       <w:r>
         <w:rPr>
+          <w:bCs/>
           <w:b/>
         </w:rPr>
         <w:t xml:space="preserve">Tier justification, in brief:</w:t>
@@ -3019,6 +3155,7 @@
       </w:pPr>
       <w:r>
         <w:rPr>
+          <w:bCs/>
           <w:b/>
         </w:rPr>
         <w:t xml:space="preserve">Usage guidance, in brief:</w:t>
@@ -3037,15 +3174,16 @@
         </w:pict>
       </w:r>
     </w:p>
+    <w:bookmarkEnd w:id="23"/>
+    <w:bookmarkEnd w:id="24"/>
+    <w:bookmarkStart w:id="25" w:name="X55000ef8a4798212aa2a5e15340753903fb8167"/>
     <w:p>
       <w:pPr>
         <w:pStyle w:val="Heading2"/>
       </w:pPr>
-      <w:bookmarkStart w:id="26" w:name="X55000ef8a4798212aa2a5e15340753903fb8167"/>
       <w:r>
         <w:t xml:space="preserve">Section 3 — Story-to-Gravity Connection Summary</w:t>
       </w:r>
-      <w:bookmarkEnd w:id="26"/>
     </w:p>
     <w:p>
       <w:pPr>
@@ -3083,6 +3221,7 @@
       </w:pPr>
       <w:r>
         <w:rPr>
+          <w:bCs/>
           <w:b/>
         </w:rPr>
         <w:t xml:space="preserve">G01 (Authority Consolidation, Supporting):</w:t>
@@ -3098,6 +3237,7 @@
       </w:r>
       <w:r>
         <w:rPr>
+          <w:iCs/>
           <w:i/>
         </w:rPr>
         <w:t xml:space="preserve">Vision</w:t>
@@ -3119,6 +3259,7 @@
       </w:pPr>
       <w:r>
         <w:rPr>
+          <w:bCs/>
           <w:b/>
         </w:rPr>
         <w:t xml:space="preserve">G02 (Translocal Correspondence Network, Primary):</w:t>
@@ -3140,6 +3281,7 @@
       </w:pPr>
       <w:r>
         <w:rPr>
+          <w:bCs/>
           <w:b/>
         </w:rPr>
         <w:t xml:space="preserve">G03 (State Pressure/Legal Precarity, Supporting):</w:t>
@@ -3161,6 +3303,7 @@
       </w:pPr>
       <w:r>
         <w:rPr>
+          <w:bCs/>
           <w:b/>
         </w:rPr>
         <w:t xml:space="preserve">G04 (Martyrdom as Meaning-Response, Supporting, Strand A only):</w:t>
@@ -3182,6 +3325,7 @@
       </w:pPr>
       <w:r>
         <w:rPr>
+          <w:bCs/>
           <w:b/>
         </w:rPr>
         <w:t xml:space="preserve">G05 (Boundary-Drawing vs. Rivals, Tensional, Strand A only):</w:t>
@@ -3203,6 +3347,7 @@
       </w:pPr>
       <w:r>
         <w:rPr>
+          <w:bCs/>
           <w:b/>
         </w:rPr>
         <w:t xml:space="preserve">G07 (Liturgical Practice/Eucharist, Primary):</w:t>
@@ -3229,15 +3374,15 @@
         </w:pict>
       </w:r>
     </w:p>
+    <w:bookmarkEnd w:id="25"/>
+    <w:bookmarkStart w:id="26" w:name="section-4-absent-stories"/>
     <w:p>
       <w:pPr>
         <w:pStyle w:val="Heading2"/>
       </w:pPr>
-      <w:bookmarkStart w:id="27" w:name="section-4-absent-stories"/>
       <w:r>
         <w:t xml:space="preserve">Section 4 — Absent Stories</w:t>
       </w:r>
-      <w:bookmarkEnd w:id="27"/>
     </w:p>
     <w:p>
       <w:pPr>
@@ -3253,6 +3398,7 @@
       </w:pPr>
       <w:r>
         <w:rPr>
+          <w:bCs/>
           <w:b/>
         </w:rPr>
         <w:t xml:space="preserve">1. No Strand B (Rome) martyrdom account exists, and this was actively tested, not merely unnoticed.</w:t>
@@ -3318,6 +3464,7 @@
       </w:pPr>
       <w:r>
         <w:rPr>
+          <w:bCs/>
           <w:b/>
         </w:rPr>
         <w:t xml:space="preserve">2. G04 and G05 are both Strand-A-only, and both are severely thin even within Strand A.</w:t>
@@ -3335,6 +3482,7 @@
       </w:pPr>
       <w:r>
         <w:rPr>
+          <w:bCs/>
           <w:b/>
         </w:rPr>
         <w:t xml:space="preserve">3. This world’s most narratively vivid material is overwhelmingly Strand A, and this inventory does not smooth that imbalance.</w:t>
@@ -3370,6 +3518,7 @@
       </w:pPr>
       <w:r>
         <w:rPr>
+          <w:bCs/>
           <w:b/>
         </w:rPr>
         <w:t xml:space="preserve">4. No enslaved-member narrative exists in their own voice, anywhere in this world’s evidentiary base.</w:t>
@@ -3385,6 +3534,7 @@
       </w:r>
       <w:r>
         <w:rPr>
+          <w:iCs/>
           <w:i/>
         </w:rPr>
         <w:t xml:space="preserve">ministrae</w:t>
@@ -3435,6 +3585,7 @@
       </w:pPr>
       <w:r>
         <w:rPr>
+          <w:bCs/>
           <w:b/>
         </w:rPr>
         <w:t xml:space="preserve">5. No ordinary/non-elite member’s story exists at all, in either strand.</w:t>
@@ -3464,6 +3615,7 @@
       </w:pPr>
       <w:r>
         <w:rPr>
+          <w:bCs/>
           <w:b/>
         </w:rPr>
         <w:t xml:space="preserve">6. No genuine Tier 2 (Collected and Traditional Material) story exists for this world.</w:t>
@@ -3481,30 +3633,35 @@
       </w:pPr>
       <w:r>
         <w:rPr>
+          <w:bCs/>
           <w:b/>
         </w:rPr>
         <w:t xml:space="preserve">7. No household-based (</w:t>
       </w:r>
       <w:r>
         <w:rPr>
+          <w:bCs/>
           <w:b/>
         </w:rPr>
         <w:t xml:space="preserve">“</w:t>
       </w:r>
       <w:r>
         <w:rPr>
+          <w:bCs/>
           <w:b/>
         </w:rPr>
         <w:t xml:space="preserve">house church</w:t>
       </w:r>
       <w:r>
         <w:rPr>
+          <w:bCs/>
           <w:b/>
         </w:rPr>
         <w:t xml:space="preserve">”</w:t>
       </w:r>
       <w:r>
         <w:rPr>
+          <w:bCs/>
           <w:b/>
         </w:rPr>
         <w:t xml:space="preserve">) story can be grounded in this world’s own primary voices.</w:t>
@@ -3520,6 +3677,7 @@
       </w:r>
       <w:r>
         <w:rPr>
+          <w:iCs/>
           <w:i/>
         </w:rPr>
         <w:t xml:space="preserve">oikos</w:t>
@@ -3555,6 +3713,7 @@
       </w:pPr>
       <w:r>
         <w:rPr>
+          <w:bCs/>
           <w:b/>
         </w:rPr>
         <w:t xml:space="preserve">8. Two further citations surfaced during Doc_05’s own construction, and used in Story 012, still lack their own Source Registry rows</w:t>
@@ -3588,6 +3747,7 @@
       </w:r>
       <w:r>
         <w:rPr>
+          <w:iCs/>
           <w:i/>
         </w:rPr>
         <w:t xml:space="preserve">Ephesians</w:t>
@@ -3603,6 +3763,7 @@
       </w:r>
       <w:r>
         <w:rPr>
+          <w:iCs/>
           <w:i/>
         </w:rPr>
         <w:t xml:space="preserve">Smyrnaeans</w:t>
@@ -3618,6 +3779,7 @@
       </w:r>
       <w:r>
         <w:rPr>
+          <w:iCs/>
           <w:i/>
         </w:rPr>
         <w:t xml:space="preserve">Letter to Polycarp</w:t>
@@ -3657,6 +3819,7 @@
       </w:r>
       <w:r>
         <w:rPr>
+          <w:iCs/>
           <w:i/>
         </w:rPr>
         <w:t xml:space="preserve">Martyrdom of Polycarp</w:t>
@@ -3672,6 +3835,7 @@
       </w:r>
       <w:r>
         <w:rPr>
+          <w:iCs/>
           <w:i/>
         </w:rPr>
         <w:t xml:space="preserve">Ephesians</w:t>
@@ -3687,6 +3851,7 @@
       </w:r>
       <w:r>
         <w:rPr>
+          <w:iCs/>
           <w:i/>
         </w:rPr>
         <w:t xml:space="preserve">Smyrnaeans</w:t>
@@ -3714,6 +3879,7 @@
       </w:r>
       <w:r>
         <w:rPr>
+          <w:iCs/>
           <w:i/>
         </w:rPr>
         <w:t xml:space="preserve">Martyrdom of Polycarp</w:t>
@@ -3731,54 +3897,63 @@
       </w:pPr>
       <w:r>
         <w:rPr>
+          <w:bCs/>
           <w:b/>
         </w:rPr>
         <w:t xml:space="preserve">9. The named household salutations (</w:t>
       </w:r>
       <w:r>
         <w:rPr>
+          <w:bCs/>
           <w:b/>
         </w:rPr>
         <w:t xml:space="preserve">“</w:t>
       </w:r>
       <w:r>
         <w:rPr>
+          <w:bCs/>
           <w:b/>
         </w:rPr>
         <w:t xml:space="preserve">Tavia/Gavia,</w:t>
       </w:r>
       <w:r>
         <w:rPr>
+          <w:bCs/>
           <w:b/>
         </w:rPr>
         <w:t xml:space="preserve">”</w:t>
       </w:r>
       <w:r>
         <w:rPr>
-          <w:b/>
-        </w:rPr>
-        <w:t xml:space="preserve"> </w:t>
-      </w:r>
-      <w:r>
-        <w:rPr>
+          <w:bCs/>
+          <w:b/>
+        </w:rPr>
+        <w:t xml:space="preserve"> </w:t>
+      </w:r>
+      <w:r>
+        <w:rPr>
+          <w:bCs/>
           <w:b/>
         </w:rPr>
         <w:t xml:space="preserve">“</w:t>
       </w:r>
       <w:r>
         <w:rPr>
+          <w:bCs/>
           <w:b/>
         </w:rPr>
         <w:t xml:space="preserve">the wife of Epitropus</w:t>
       </w:r>
       <w:r>
         <w:rPr>
+          <w:bCs/>
           <w:b/>
         </w:rPr>
         <w:t xml:space="preserve">”</w:t>
       </w:r>
       <w:r>
         <w:rPr>
+          <w:bCs/>
           <w:b/>
         </w:rPr>
         <w:t xml:space="preserve">) are the only place in this world’s entire evidentiary base where an ordinary, non-leadership individual is named at all — and even there, nothing survives beyond a name and a greeting.</w:t>
@@ -3832,6 +4007,7 @@
       </w:pPr>
       <w:r>
         <w:rPr>
+          <w:bCs/>
           <w:b/>
         </w:rPr>
         <w:t xml:space="preserve">10. No material-culture or archaeological story is possible.</w:t>
@@ -3867,6 +4043,7 @@
       </w:pPr>
       <w:r>
         <w:rPr>
+          <w:bCs/>
           <w:b/>
         </w:rPr>
         <w:t xml:space="preserve">11. No institutional-record story is possible.</w:t>
@@ -3884,6 +4061,7 @@
       </w:pPr>
       <w:r>
         <w:rPr>
+          <w:bCs/>
           <w:b/>
         </w:rPr>
         <w:t xml:space="preserve">12. Marcion, Valentinus, and Montanism appear nowhere in this catalog as protagonists, and should not.</w:t>
@@ -3899,6 +4077,7 @@
       </w:r>
       <w:r>
         <w:rPr>
+          <w:iCs/>
           <w:i/>
         </w:rPr>
         <w:t xml:space="preserve">not</w:t>
@@ -3917,15 +4096,15 @@
         </w:pict>
       </w:r>
     </w:p>
+    <w:bookmarkEnd w:id="26"/>
+    <w:bookmarkStart w:id="27" w:name="section-5-confidence-assessment"/>
     <w:p>
       <w:pPr>
         <w:pStyle w:val="Heading2"/>
       </w:pPr>
-      <w:bookmarkStart w:id="28" w:name="section-5-confidence-assessment"/>
       <w:r>
         <w:t xml:space="preserve">Section 5 — Confidence Assessment</w:t>
       </w:r>
-      <w:bookmarkEnd w:id="28"/>
     </w:p>
     <w:p>
       <w:pPr>
@@ -3933,6 +4112,7 @@
       </w:pPr>
       <w:r>
         <w:rPr>
+          <w:bCs/>
           <w:b/>
         </w:rPr>
         <w:t xml:space="preserve">Tier 1 stories (001–007):</w:t>
@@ -3950,6 +4130,7 @@
       </w:pPr>
       <w:r>
         <w:rPr>
+          <w:bCs/>
           <w:b/>
         </w:rPr>
         <w:t xml:space="preserve">Tier 3 story (008):</w:t>
@@ -3967,6 +4148,7 @@
       </w:pPr>
       <w:r>
         <w:rPr>
+          <w:bCs/>
           <w:b/>
         </w:rPr>
         <w:t xml:space="preserve">Tier 4 stories (009–013):</w:t>
@@ -3984,6 +4166,7 @@
       </w:pPr>
       <w:r>
         <w:rPr>
+          <w:bCs/>
           <w:b/>
         </w:rPr>
         <w:t xml:space="preserve">No Tier 5 material exists anywhere in this repository.</w:t>
@@ -4002,15 +4185,15 @@
         </w:pict>
       </w:r>
     </w:p>
+    <w:bookmarkEnd w:id="27"/>
+    <w:bookmarkStart w:id="28" w:name="section-6-governing-principles-applied"/>
     <w:p>
       <w:pPr>
         <w:pStyle w:val="Heading2"/>
       </w:pPr>
-      <w:bookmarkStart w:id="29" w:name="section-6-governing-principles-applied"/>
       <w:r>
         <w:t xml:space="preserve">Section 6 — Governing Principles Applied</w:t>
       </w:r>
-      <w:bookmarkEnd w:id="29"/>
     </w:p>
     <w:p>
       <w:pPr>
@@ -4018,6 +4201,7 @@
       </w:pPr>
       <w:r>
         <w:rPr>
+          <w:bCs/>
           <w:b/>
         </w:rPr>
         <w:t xml:space="preserve">No Tier 5 Principle — CONFIRMED.</w:t>
@@ -4035,6 +4219,7 @@
       </w:pPr>
       <w:r>
         <w:rPr>
+          <w:bCs/>
           <w:b/>
         </w:rPr>
         <w:t xml:space="preserve">Tier-Register Discipline — CONFIRMED.</w:t>
@@ -4052,6 +4237,7 @@
       </w:pPr>
       <w:r>
         <w:rPr>
+          <w:bCs/>
           <w:b/>
         </w:rPr>
         <w:t xml:space="preserve">From-Within Principle (Constitution Article 23) — CONFIRMED, with the same disclosed limitation this world’s other documents carry.</w:t>
@@ -4069,6 +4255,7 @@
       </w:pPr>
       <w:r>
         <w:rPr>
+          <w:bCs/>
           <w:b/>
         </w:rPr>
         <w:t xml:space="preserve">Proportionality Principle — CONFIRMED.</w:t>
@@ -4086,6 +4273,7 @@
       </w:pPr>
       <w:r>
         <w:rPr>
+          <w:bCs/>
           <w:b/>
         </w:rPr>
         <w:t xml:space="preserve">Absent Stories Requirement — CONFIRMED, answered with specificity (Section 4), not a placeholder.</w:t>
@@ -4103,6 +4291,7 @@
       </w:pPr>
       <w:r>
         <w:rPr>
+          <w:bCs/>
           <w:b/>
         </w:rPr>
         <w:t xml:space="preserve">Source Cross-Reference Discipline — CONFIRMED, with one gap found and fixed during this document’s own construction.</w:t>
@@ -4118,6 +4307,7 @@
       </w:r>
       <w:r>
         <w:rPr>
+          <w:iCs/>
           <w:i/>
         </w:rPr>
         <w:t xml:space="preserve">Martyrdom of Polycarp</w:t>
@@ -4133,15 +4323,15 @@
         </w:pict>
       </w:r>
     </w:p>
+    <w:bookmarkEnd w:id="28"/>
+    <w:bookmarkStart w:id="29" w:name="Xaeb731470937938dde922ae9813f2948274e821"/>
     <w:p>
       <w:pPr>
         <w:pStyle w:val="Heading2"/>
       </w:pPr>
-      <w:bookmarkStart w:id="30" w:name="Xaeb731470937938dde922ae9813f2948274e821"/>
       <w:r>
         <w:t xml:space="preserve">Section 7 — Doc_09 Completion Certification</w:t>
       </w:r>
-      <w:bookmarkEnd w:id="30"/>
     </w:p>
     <w:p>
       <w:pPr>
@@ -4245,6 +4435,7 @@
       </w:pPr>
       <w:r>
         <w:rPr>
+          <w:bCs/>
           <w:b/>
         </w:rPr>
         <w:t xml:space="preserve">Doc_09 completion status: APPROVED TO PROCEED.</w:t>
@@ -4262,6 +4453,7 @@
       </w:pPr>
       <w:r>
         <w:rPr>
+          <w:bCs/>
           <w:b/>
         </w:rPr>
         <w:t xml:space="preserve">Outstanding items carried forward, not resolved by this document:</w:t>
@@ -4283,6 +4475,7 @@
       </w:r>
       <w:r>
         <w:rPr>
+          <w:iCs/>
           <w:i/>
         </w:rPr>
         <w:t xml:space="preserve">Ephesians</w:t>
@@ -4298,6 +4491,7 @@
       </w:r>
       <w:r>
         <w:rPr>
+          <w:iCs/>
           <w:i/>
         </w:rPr>
         <w:t xml:space="preserve">Smyrnaeans</w:t>
@@ -4322,15 +4516,15 @@
         </w:pict>
       </w:r>
     </w:p>
+    <w:bookmarkEnd w:id="29"/>
+    <w:bookmarkStart w:id="30" w:name="document-log"/>
     <w:p>
       <w:pPr>
         <w:pStyle w:val="Heading2"/>
       </w:pPr>
-      <w:bookmarkStart w:id="31" w:name="document-log"/>
       <w:r>
         <w:t xml:space="preserve">Document Log</w:t>
       </w:r>
-      <w:bookmarkEnd w:id="31"/>
     </w:p>
     <w:p>
       <w:pPr>
@@ -4342,6 +4536,7 @@
       </w:pPr>
       <w:r>
         <w:rPr>
+          <w:bCs/>
           <w:b/>
         </w:rPr>
         <w:t xml:space="preserve">Document:</w:t>
@@ -4375,6 +4570,7 @@
       </w:pPr>
       <w:r>
         <w:rPr>
+          <w:bCs/>
           <w:b/>
         </w:rPr>
         <w:t xml:space="preserve">Built from:</w:t>
@@ -4396,6 +4592,7 @@
       </w:pPr>
       <w:r>
         <w:rPr>
+          <w:bCs/>
           <w:b/>
         </w:rPr>
         <w:t xml:space="preserve">Source Registry gap found and fixed during construction:</w:t>
@@ -4411,6 +4608,7 @@
       </w:r>
       <w:r>
         <w:rPr>
+          <w:iCs/>
           <w:i/>
         </w:rPr>
         <w:t xml:space="preserve">Martyrdom of Polycarp</w:t>
@@ -4432,6 +4630,7 @@
       </w:pPr>
       <w:r>
         <w:rPr>
+          <w:bCs/>
           <w:b/>
         </w:rPr>
         <w:t xml:space="preserve">Tier classification judgment calls, flagged for independent review:</w:t>
@@ -4489,6 +4688,7 @@
       </w:pPr>
       <w:r>
         <w:rPr>
+          <w:bCs/>
           <w:b/>
         </w:rPr>
         <w:t xml:space="preserve">New synthesis, flagged for independent review:</w:t>
@@ -4528,6 +4728,7 @@
       </w:pPr>
       <w:r>
         <w:rPr>
+          <w:bCs/>
           <w:b/>
         </w:rPr>
         <w:t xml:space="preserve">Round-1 independent cold review (2026-07-07):</w:t>
@@ -4657,6 +4858,7 @@
       </w:pPr>
       <w:r>
         <w:rPr>
+          <w:bCs/>
           <w:b/>
         </w:rPr>
         <w:t xml:space="preserve">Revision-decision test applied to round-1 findings:</w:t>
@@ -4678,6 +4880,7 @@
       </w:pPr>
       <w:r>
         <w:rPr>
+          <w:bCs/>
           <w:b/>
         </w:rPr>
         <w:t xml:space="preserve">Round-1 fixes applied (2026-07-07):</w:t>
@@ -4789,6 +4992,7 @@
       </w:pPr>
       <w:r>
         <w:rPr>
+          <w:bCs/>
           <w:b/>
         </w:rPr>
         <w:t xml:space="preserve">Round-2 independent verification (2026-07-07):</w:t>
@@ -4869,9 +5073,211 @@
         <w:t xml:space="preserve"> </w:t>
       </w:r>
       <w:r>
-        <w:t xml:space="preserve">error remaining (in this Document Log’s own round-1 review and fix entries, correctly describing what was wrong); (4) Story 009’s deployment chunk now correctly separates Way of Life material (Didache 2:1–4:14) from the Way of Death catalog (Didache 5:1) as two dist</w:t>
-      </w:r>
-    </w:p>
+        <w:t xml:space="preserve">error remaining (in this Document Log’s own round-1 review and fix entries, correctly describing what was wrong); (4) Story 009’s deployment chunk now correctly separates Way of Life material (Didache 2:1–4:14) from the Way of Death catalog (Didache 5:1) as two distinct, correctly-labeled Source Identification entries; (5) the Source Registry workbook’s</w:t>
+      </w:r>
+      <w:r>
+        <w:t xml:space="preserve"> </w:t>
+      </w:r>
+      <w:r>
+        <w:t xml:space="preserve">“</w:t>
+      </w:r>
+      <w:r>
+        <w:t xml:space="preserve">By Boundary Status</w:t>
+      </w:r>
+      <w:r>
+        <w:t xml:space="preserve">”</w:t>
+      </w:r>
+      <w:r>
+        <w:t xml:space="preserve"> </w:t>
+      </w:r>
+      <w:r>
+        <w:t xml:space="preserve">and</w:t>
+      </w:r>
+      <w:r>
+        <w:t xml:space="preserve"> </w:t>
+      </w:r>
+      <w:r>
+        <w:t xml:space="preserve">“</w:t>
+      </w:r>
+      <w:r>
+        <w:t xml:space="preserve">By Confidence Level</w:t>
+      </w:r>
+      <w:r>
+        <w:t xml:space="preserve">”</w:t>
+      </w:r>
+      <w:r>
+        <w:t xml:space="preserve"> </w:t>
+      </w:r>
+      <w:r>
+        <w:t xml:space="preserve">sheets both now show P16 correctly sorted into its Native/Contested group blocks, with no rows lost or duplicated (80 and 84 total rows respectively, confirmed against the base Source Registry sheet’s 73 IDs with no mismatch). A regression spot-check of Sections 4-6 and the document’s ending found no truncation, corruption, or unintended changes elsewhere.</w:t>
+      </w:r>
+    </w:p>
+    <w:p>
+      <w:pPr>
+        <w:numPr>
+          <w:ilvl w:val="0"/>
+          <w:numId w:val="1017"/>
+        </w:numPr>
+        <w:pStyle w:val="Compact"/>
+      </w:pPr>
+      <w:r>
+        <w:rPr>
+          <w:bCs/>
+          <w:b/>
+        </w:rPr>
+        <w:t xml:space="preserve">Project-lead sign-off (2026-07-07):</w:t>
+      </w:r>
+      <w:r>
+        <w:t xml:space="preserve"> </w:t>
+      </w:r>
+      <w:r>
+        <w:t xml:space="preserve">Mark reviewed the completed round-2-verified package and signed off, stating explicitly</w:t>
+      </w:r>
+      <w:r>
+        <w:t xml:space="preserve"> </w:t>
+      </w:r>
+      <w:r>
+        <w:t xml:space="preserve">“</w:t>
+      </w:r>
+      <w:r>
+        <w:t xml:space="preserve">this looks great, i am signing off on this and the previous ambiguitys</w:t>
+      </w:r>
+      <w:r>
+        <w:t xml:space="preserve">”</w:t>
+      </w:r>
+      <w:r>
+        <w:t xml:space="preserve"> </w:t>
+      </w:r>
+      <w:r>
+        <w:t xml:space="preserve">— read as sign-off on Doc_09 itself and on the disclosed open judgment calls (Story 006’s Tier 1 edge case, the two still-unregistered Ignatius passages, the open Strand B martyrdom question) rather than a request to resolve them further before finalizing. Consistent with this project’s established practice (Doc_07, Doc_08), this interpretation is stated transparently here rather than assumed silently, and remains correctable if wrong.</w:t>
+      </w:r>
+    </w:p>
+    <w:p>
+      <w:pPr>
+        <w:numPr>
+          <w:ilvl w:val="0"/>
+          <w:numId w:val="1017"/>
+        </w:numPr>
+        <w:pStyle w:val="Compact"/>
+      </w:pPr>
+      <w:r>
+        <w:rPr>
+          <w:bCs/>
+          <w:b/>
+        </w:rPr>
+        <w:t xml:space="preserve">Status: APPROVED TO PROCEED.</w:t>
+      </w:r>
+    </w:p>
+    <w:p>
+      <w:pPr>
+        <w:numPr>
+          <w:ilvl w:val="0"/>
+          <w:numId w:val="1017"/>
+        </w:numPr>
+        <w:pStyle w:val="Compact"/>
+      </w:pPr>
+      <w:r>
+        <w:rPr>
+          <w:bCs/>
+          <w:b/>
+        </w:rPr>
+        <w:t xml:space="preserve">Sign-off terminology update (2026-07-08):</w:t>
+      </w:r>
+      <w:r>
+        <w:t xml:space="preserve"> </w:t>
+      </w:r>
+      <w:r>
+        <w:t xml:space="preserve">Per project-wide policy change, this document’s status is relabeled from FINALIZED to APPROVED TO PROCEED. This is a terminology correction, not a reopening — no content changed. Per Construction Framework V7.3, no document in this world’s build is considered frozen until the full Step 9 Validation Layer (Part VI: Validation &amp; Testing, including Living Tradition Status Confirmation and External Scholarly Review) is documented as executed for the world as a whole. Individual document approval means the project lead has authorized building on this document going forward, not that it is permanently closed to revision.</w:t>
+      </w:r>
+    </w:p>
+    <w:p>
+      <w:pPr>
+        <w:numPr>
+          <w:ilvl w:val="0"/>
+          <w:numId w:val="1017"/>
+        </w:numPr>
+        <w:pStyle w:val="Compact"/>
+      </w:pPr>
+      <w:r>
+        <w:rPr>
+          <w:bCs/>
+          <w:b/>
+        </w:rPr>
+        <w:t xml:space="preserve">Step 9 Validation &amp; Testing revision — Story 009 recalibrated (2026-07-08):</w:t>
+      </w:r>
+      <w:r>
+        <w:t xml:space="preserve"> </w:t>
+      </w:r>
+      <w:r>
+        <w:t xml:space="preserve">the Worship Integration Testing pass closed Doc_03 §4 Open Item 6 (see Doc_05’s and Doc_06’s own Document Log entries for the full primary-text extraction account). Story 009’s summary entry (Confidence, Strand, Usage guidance fields) and its deployment chunk (Usage Guidance, Absent Story Note sections) were both updated to distinguish two levels of claim that this world’s evidence now supports differently: the story’s own</w:t>
+      </w:r>
+      <w:r>
+        <w:t xml:space="preserve"> </w:t>
+      </w:r>
+      <w:r>
+        <w:rPr>
+          <w:iCs/>
+          <w:i/>
+        </w:rPr>
+        <w:t xml:space="preserve">specific</w:t>
+      </w:r>
+      <w:r>
+        <w:t xml:space="preserve"> </w:t>
+      </w:r>
+      <w:r>
+        <w:t xml:space="preserve">procedural sequence (water-type fallback order, exact fasting instruction) remains Didache-only and is not extended; the</w:t>
+      </w:r>
+      <w:r>
+        <w:t xml:space="preserve"> </w:t>
+      </w:r>
+      <w:r>
+        <w:rPr>
+          <w:iCs/>
+          <w:i/>
+        </w:rPr>
+        <w:t xml:space="preserve">general</w:t>
+      </w:r>
+      <w:r>
+        <w:t xml:space="preserve"> </w:t>
+      </w:r>
+      <w:r>
+        <w:t xml:space="preserve">practice it depicts (catechesis before baptism, triadic water-naming, pre-baptismal fasting, baptism-before-eucharist) is now independently corroborated in both other strands (Justin’s</w:t>
+      </w:r>
+      <w:r>
+        <w:t xml:space="preserve"> </w:t>
+      </w:r>
+      <w:r>
+        <w:rPr>
+          <w:iCs/>
+          <w:i/>
+        </w:rPr>
+        <w:t xml:space="preserve">First Apology</w:t>
+      </w:r>
+      <w:r>
+        <w:t xml:space="preserve"> </w:t>
+      </w:r>
+      <w:r>
+        <w:t xml:space="preserve">61/65–66 for Rome; Ignatius’s</w:t>
+      </w:r>
+      <w:r>
+        <w:t xml:space="preserve"> </w:t>
+      </w:r>
+      <w:r>
+        <w:rPr>
+          <w:iCs/>
+          <w:i/>
+        </w:rPr>
+        <w:t xml:space="preserve">Smyrnaeans</w:t>
+      </w:r>
+      <w:r>
+        <w:t xml:space="preserve"> </w:t>
+      </w:r>
+      <w:r>
+        <w:t xml:space="preserve">8:2, thinly, for Antioch/Asia Minor). The story’s own narrated text (Story Text section) is unchanged — only its evidentiary framing was updated.</w:t>
+      </w:r>
+    </w:p>
+    <w:bookmarkEnd w:id="30"/>
+    <w:bookmarkEnd w:id="31"/>
     <w:sectPr/>
   </w:body>
 </w:document>
@@ -4903,17 +5309,14 @@
 <file path=word/numbering.xml><?xml version="1.0" encoding="utf-8"?>
 <w:numbering xmlns:w="http://schemas.openxmlformats.org/wordprocessingml/2006/main">
   <w:abstractNum w:abstractNumId="990">
-    <w:nsid w:val="2c1ae401"/>
+    <w:nsid w:val="A990"/>
     <w:multiLevelType w:val="multilevel"/>
     <w:lvl w:ilvl="0">
       <w:numFmt w:val="bullet"/>
       <w:lvlText w:val=" "/>
       <w:lvlJc w:val="left"/>
       <w:pPr>
-        <w:tabs>
-          <w:tab w:val="num" w:pos="0"/>
-        </w:tabs>
-        <w:ind w:left="480" w:hanging="480"/>
+        <w:ind w:left="720" w:hanging="480"/>
       </w:pPr>
     </w:lvl>
     <w:lvl w:ilvl="1">
@@ -4921,10 +5324,7 @@
       <w:lvlText w:val=" "/>
       <w:lvlJc w:val="left"/>
       <w:pPr>
-        <w:tabs>
-          <w:tab w:val="num" w:pos="720"/>
-        </w:tabs>
-        <w:ind w:left="1200" w:hanging="480"/>
+        <w:ind w:left="1440" w:hanging="480"/>
       </w:pPr>
     </w:lvl>
     <w:lvl w:ilvl="2">
@@ -4932,10 +5332,7 @@
       <w:lvlText w:val=" "/>
       <w:lvlJc w:val="left"/>
       <w:pPr>
-        <w:tabs>
-          <w:tab w:val="num" w:pos="1440"/>
-        </w:tabs>
-        <w:ind w:left="1920" w:hanging="480"/>
+        <w:ind w:left="2160" w:hanging="480"/>
       </w:pPr>
     </w:lvl>
     <w:lvl w:ilvl="3">
@@ -4943,10 +5340,7 @@
       <w:lvlText w:val=" "/>
       <w:lvlJc w:val="left"/>
       <w:pPr>
-        <w:tabs>
-          <w:tab w:val="num" w:pos="2160"/>
-        </w:tabs>
-        <w:ind w:left="2640" w:hanging="480"/>
+        <w:ind w:left="2880" w:hanging="480"/>
       </w:pPr>
     </w:lvl>
     <w:lvl w:ilvl="4">
@@ -4954,10 +5348,7 @@
       <w:lvlText w:val=" "/>
       <w:lvlJc w:val="left"/>
       <w:pPr>
-        <w:tabs>
-          <w:tab w:val="num" w:pos="2880"/>
-        </w:tabs>
-        <w:ind w:left="3360" w:hanging="480"/>
+        <w:ind w:left="3600" w:hanging="480"/>
       </w:pPr>
     </w:lvl>
     <w:lvl w:ilvl="5">
@@ -4965,10 +5356,7 @@
       <w:lvlText w:val=" "/>
       <w:lvlJc w:val="left"/>
       <w:pPr>
-        <w:tabs>
-          <w:tab w:val="num" w:pos="3600"/>
-        </w:tabs>
-        <w:ind w:left="4080" w:hanging="480"/>
+        <w:ind w:left="4320" w:hanging="480"/>
       </w:pPr>
     </w:lvl>
     <w:lvl w:ilvl="6">
@@ -4976,10 +5364,7 @@
       <w:lvlText w:val=" "/>
       <w:lvlJc w:val="left"/>
       <w:pPr>
-        <w:tabs>
-          <w:tab w:val="num" w:pos="4320"/>
-        </w:tabs>
-        <w:ind w:left="4800" w:hanging="480"/>
+        <w:ind w:left="5040" w:hanging="480"/>
       </w:pPr>
     </w:lvl>
     <w:lvl w:ilvl="7">
@@ -4987,10 +5372,7 @@
       <w:lvlText w:val=" "/>
       <w:lvlJc w:val="left"/>
       <w:pPr>
-        <w:tabs>
-          <w:tab w:val="num" w:pos="5040"/>
-        </w:tabs>
-        <w:ind w:left="5520" w:hanging="480"/>
+        <w:ind w:left="5760" w:hanging="480"/>
       </w:pPr>
     </w:lvl>
     <w:lvl w:ilvl="8">
@@ -4998,25 +5380,19 @@
       <w:lvlText w:val=" "/>
       <w:lvlJc w:val="left"/>
       <w:pPr>
-        <w:tabs>
-          <w:tab w:val="num" w:pos="5760"/>
-        </w:tabs>
-        <w:ind w:left="6240" w:hanging="480"/>
+        <w:ind w:left="6480" w:hanging="480"/>
       </w:pPr>
     </w:lvl>
   </w:abstractNum>
   <w:abstractNum w:abstractNumId="991">
-    <w:nsid w:val="ea454b4c"/>
+    <w:nsid w:val="A991"/>
     <w:multiLevelType w:val="multilevel"/>
     <w:lvl w:ilvl="0">
       <w:numFmt w:val="bullet"/>
       <w:lvlText w:val="•"/>
       <w:lvlJc w:val="left"/>
       <w:pPr>
-        <w:tabs>
-          <w:tab w:val="num" w:pos="0"/>
-        </w:tabs>
-        <w:ind w:left="480" w:hanging="480"/>
+        <w:ind w:left="720" w:hanging="480"/>
       </w:pPr>
     </w:lvl>
     <w:lvl w:ilvl="1">
@@ -5024,10 +5400,7 @@
       <w:lvlText w:val="–"/>
       <w:lvlJc w:val="left"/>
       <w:pPr>
-        <w:tabs>
-          <w:tab w:val="num" w:pos="720"/>
-        </w:tabs>
-        <w:ind w:left="1200" w:hanging="480"/>
+        <w:ind w:left="1440" w:hanging="480"/>
       </w:pPr>
     </w:lvl>
     <w:lvl w:ilvl="2">
@@ -5035,10 +5408,7 @@
       <w:lvlText w:val="•"/>
       <w:lvlJc w:val="left"/>
       <w:pPr>
-        <w:tabs>
-          <w:tab w:val="num" w:pos="1440"/>
-        </w:tabs>
-        <w:ind w:left="1920" w:hanging="480"/>
+        <w:ind w:left="2160" w:hanging="480"/>
       </w:pPr>
     </w:lvl>
     <w:lvl w:ilvl="3">
@@ -5046,10 +5416,7 @@
       <w:lvlText w:val="–"/>
       <w:lvlJc w:val="left"/>
       <w:pPr>
-        <w:tabs>
-          <w:tab w:val="num" w:pos="2160"/>
-        </w:tabs>
-        <w:ind w:left="2640" w:hanging="480"/>
+        <w:ind w:left="2880" w:hanging="480"/>
       </w:pPr>
     </w:lvl>
     <w:lvl w:ilvl="4">
@@ -5057,10 +5424,7 @@
       <w:lvlText w:val="•"/>
       <w:lvlJc w:val="left"/>
       <w:pPr>
-        <w:tabs>
-          <w:tab w:val="num" w:pos="2880"/>
-        </w:tabs>
-        <w:ind w:left="3360" w:hanging="480"/>
+        <w:ind w:left="3600" w:hanging="480"/>
       </w:pPr>
     </w:lvl>
     <w:lvl w:ilvl="5">
@@ -5068,10 +5432,7 @@
       <w:lvlText w:val="–"/>
       <w:lvlJc w:val="left"/>
       <w:pPr>
-        <w:tabs>
-          <w:tab w:val="num" w:pos="3600"/>
-        </w:tabs>
-        <w:ind w:left="4080" w:hanging="480"/>
+        <w:ind w:left="4320" w:hanging="480"/>
       </w:pPr>
     </w:lvl>
     <w:lvl w:ilvl="6">
@@ -5079,10 +5440,7 @@
       <w:lvlText w:val="•"/>
       <w:lvlJc w:val="left"/>
       <w:pPr>
-        <w:tabs>
-          <w:tab w:val="num" w:pos="4320"/>
-        </w:tabs>
-        <w:ind w:left="4800" w:hanging="480"/>
+        <w:ind w:left="5040" w:hanging="480"/>
       </w:pPr>
     </w:lvl>
     <w:lvl w:ilvl="7">
@@ -5090,10 +5448,7 @@
       <w:lvlText w:val="–"/>
       <w:lvlJc w:val="left"/>
       <w:pPr>
-        <w:tabs>
-          <w:tab w:val="num" w:pos="5040"/>
-        </w:tabs>
-        <w:ind w:left="5520" w:hanging="480"/>
+        <w:ind w:left="5760" w:hanging="480"/>
       </w:pPr>
     </w:lvl>
     <w:lvl w:ilvl="8">
@@ -5101,10 +5456,7 @@
       <w:lvlText w:val="•"/>
       <w:lvlJc w:val="left"/>
       <w:pPr>
-        <w:tabs>
-          <w:tab w:val="num" w:pos="5760"/>
-        </w:tabs>
-        <w:ind w:left="6240" w:hanging="480"/>
+        <w:ind w:left="6480" w:hanging="480"/>
       </w:pPr>
     </w:lvl>
   </w:abstractNum>
@@ -5170,10 +5522,10 @@
   <w:docDefaults>
     <w:rPrDefault>
       <w:rPr>
-        <w:rFonts w:asciiTheme="minorHAnsi" w:eastAsiaTheme="minorHAnsi" w:hAnsiTheme="minorHAnsi" w:cstheme="minorBidi"/>
+        <w:rFonts w:asciiTheme="minorHAnsi" w:cstheme="minorBidi" w:eastAsiaTheme="minorHAnsi" w:hAnsiTheme="minorHAnsi"/>
         <w:sz w:val="24"/>
         <w:szCs w:val="24"/>
-        <w:lang w:val="en-US" w:eastAsia="en-US" w:bidi="ar-SA"/>
+        <w:lang w:bidi="ar-SA" w:eastAsia="en-US" w:val="en-US"/>
       </w:rPr>
     </w:rPrDefault>
     <w:pPrDefault>
@@ -5182,35 +5534,35 @@
       </w:pPr>
     </w:pPrDefault>
   </w:docDefaults>
-  <w:latentStyles w:defLockedState="0" w:defUIPriority="0" w:defSemiHidden="0" w:defUnhideWhenUsed="0" w:defQFormat="0" w:count="276"/>
-  <w:style w:type="paragraph" w:default="1" w:styleId="Normal">
+  <w:latentStyles w:count="276" w:defLockedState="0" w:defQFormat="0" w:defSemiHidden="0" w:defUIPriority="0" w:defUnhideWhenUsed="0"/>
+  <w:style w:default="1" w:styleId="Normal" w:type="paragraph">
     <w:name w:val="Normal"/>
     <w:qFormat/>
   </w:style>
-  <w:style w:type="paragraph" w:styleId="BodyText">
+  <w:style w:styleId="BodyText" w:type="paragraph">
     <w:name w:val="Body Text"/>
     <w:basedOn w:val="Normal"/>
     <w:link w:val="BodyTextChar"/>
     <w:pPr>
-      <w:spacing w:before="180" w:after="180"/>
+      <w:spacing w:after="180" w:before="180"/>
     </w:pPr>
     <w:qFormat/>
   </w:style>
-  <w:style w:type="paragraph" w:customStyle="1" w:styleId="FirstParagraph">
+  <w:style w:customStyle="1" w:styleId="FirstParagraph" w:type="paragraph">
     <w:name w:val="First Paragraph"/>
     <w:basedOn w:val="BodyText"/>
     <w:next w:val="BodyText"/>
     <w:qFormat/>
   </w:style>
-  <w:style w:type="paragraph" w:customStyle="1" w:styleId="Compact">
+  <w:style w:customStyle="1" w:styleId="Compact" w:type="paragraph">
     <w:name w:val="Compact"/>
     <w:basedOn w:val="BodyText"/>
     <w:qFormat/>
     <w:pPr>
-      <w:spacing w:before="36" w:after="36"/>
+      <w:spacing w:after="36" w:before="36"/>
     </w:pPr>
   </w:style>
-  <w:style w:type="paragraph" w:styleId="Title">
+  <w:style w:styleId="Title" w:type="paragraph">
     <w:name w:val="Title"/>
     <w:basedOn w:val="Normal"/>
     <w:next w:val="BodyText"/>
@@ -5218,19 +5570,19 @@
     <w:pPr>
       <w:keepNext/>
       <w:keepLines/>
-      <w:spacing w:before="480" w:after="240"/>
+      <w:spacing w:after="240" w:before="480"/>
       <w:jc w:val="center"/>
     </w:pPr>
     <w:rPr>
-      <w:rFonts w:asciiTheme="majorHAnsi" w:eastAsiaTheme="majorEastAsia" w:hAnsiTheme="majorHAnsi" w:cstheme="majorBidi"/>
+      <w:rFonts w:asciiTheme="majorHAnsi" w:cstheme="majorBidi" w:eastAsiaTheme="majorEastAsia" w:hAnsiTheme="majorHAnsi"/>
       <w:b/>
       <w:bCs/>
-      <w:color w:val="345A8A" w:themeColor="accent1" w:themeShade="B5"/>
+      <w:color w:themeColor="accent1" w:themeShade="B5" w:val="345A8A"/>
       <w:sz w:val="36"/>
       <w:szCs w:val="36"/>
     </w:rPr>
   </w:style>
-  <w:style w:type="paragraph" w:styleId="Subtitle">
+  <w:style w:styleId="Subtitle" w:type="paragraph">
     <w:name w:val="Subtitle"/>
     <w:basedOn w:val="Title"/>
     <w:next w:val="BodyText"/>
@@ -5238,7 +5590,7 @@
     <w:pPr>
       <w:keepNext/>
       <w:keepLines/>
-      <w:spacing w:before="240" w:after="240"/>
+      <w:spacing w:after="240" w:before="240"/>
       <w:jc w:val="center"/>
     </w:pPr>
     <w:rPr>
@@ -5246,7 +5598,7 @@
       <w:szCs w:val="30"/>
     </w:rPr>
   </w:style>
-  <w:style w:type="paragraph" w:customStyle="1" w:styleId="Author">
+  <w:style w:customStyle="1" w:styleId="Author" w:type="paragraph">
     <w:name w:val="Author"/>
     <w:next w:val="BodyText"/>
     <w:qFormat/>
@@ -5256,7 +5608,7 @@
       <w:jc w:val="center"/>
     </w:pPr>
   </w:style>
-  <w:style w:type="paragraph" w:styleId="Date">
+  <w:style w:styleId="Date" w:type="paragraph">
     <w:name w:val="Date"/>
     <w:next w:val="BodyText"/>
     <w:qFormat/>
@@ -5266,7 +5618,26 @@
       <w:jc w:val="center"/>
     </w:pPr>
   </w:style>
-  <w:style w:type="paragraph" w:customStyle="1" w:styleId="Abstract">
+  <w:style w:customStyle="1" w:styleId="AbstractTitle" w:type="paragraph">
+    <w:name w:val="Abstract Title"/>
+    <w:basedOn w:val="Normal"/>
+    <w:next w:val="Abstract"/>
+    <w:qFormat/>
+    <w:pPr>
+      <w:keepNext/>
+      <w:keepLines/>
+      <w:jc w:val="center"/>
+      <w:spacing w:after="0" w:before="300"/>
+    </w:pPr>
+    <w:rPr>
+      <w:sz w:val="20"/>
+      <w:szCs w:val="20"/>
+      <w:b/>
+      <w:color w:val="345A8A"/>
+      &gt;
+    </w:rPr>
+  </w:style>
+  <w:style w:customStyle="1" w:styleId="Abstract" w:type="paragraph">
     <w:name w:val="Abstract"/>
     <w:basedOn w:val="Normal"/>
     <w:next w:val="BodyText"/>
@@ -5274,14 +5645,14 @@
     <w:pPr>
       <w:keepNext/>
       <w:keepLines/>
-      <w:spacing w:before="300" w:after="300"/>
+      <w:spacing w:after="300" w:before="100"/>
     </w:pPr>
     <w:rPr>
       <w:sz w:val="20"/>
       <w:szCs w:val="20"/>
     </w:rPr>
   </w:style>
-  <w:style w:type="paragraph" w:styleId="Bibliography">
+  <w:style w:styleId="Bibliography" w:type="paragraph">
     <w:name w:val="Bibliography"/>
     <w:basedOn w:val="Normal"/>
     <w:next w:val="Bibliography"/>
@@ -5289,7 +5660,7 @@
     <w:pPr/>
     <w:rPr/>
   </w:style>
-  <w:style w:type="paragraph" w:styleId="Heading1">
+  <w:style w:styleId="Heading1" w:type="paragraph">
     <w:name w:val="Heading 1"/>
     <w:basedOn w:val="Normal"/>
     <w:next w:val="BodyText"/>
@@ -5298,19 +5669,19 @@
     <w:pPr>
       <w:keepNext/>
       <w:keepLines/>
-      <w:spacing w:before="480" w:after="0"/>
+      <w:spacing w:after="0" w:before="480"/>
       <w:outlineLvl w:val="0"/>
     </w:pPr>
     <w:rPr>
-      <w:rFonts w:asciiTheme="majorHAnsi" w:eastAsiaTheme="majorEastAsia" w:hAnsiTheme="majorHAnsi" w:cstheme="majorBidi"/>
+      <w:rFonts w:asciiTheme="majorHAnsi" w:cstheme="majorBidi" w:eastAsiaTheme="majorEastAsia" w:hAnsiTheme="majorHAnsi"/>
       <w:b/>
       <w:bCs/>
-      <w:color w:val="4F81BD" w:themeColor="accent1"/>
+      <w:color w:themeColor="accent1" w:val="4F81BD"/>
       <w:sz w:val="32"/>
       <w:szCs w:val="32"/>
     </w:rPr>
   </w:style>
-  <w:style w:type="paragraph" w:styleId="Heading2">
+  <w:style w:styleId="Heading2" w:type="paragraph">
     <w:name w:val="Heading 2"/>
     <w:basedOn w:val="Normal"/>
     <w:next w:val="BodyText"/>
@@ -5320,19 +5691,19 @@
     <w:pPr>
       <w:keepNext/>
       <w:keepLines/>
-      <w:spacing w:before="200" w:after="0"/>
+      <w:spacing w:after="0" w:before="200"/>
       <w:outlineLvl w:val="1"/>
     </w:pPr>
     <w:rPr>
-      <w:rFonts w:asciiTheme="majorHAnsi" w:eastAsiaTheme="majorEastAsia" w:hAnsiTheme="majorHAnsi" w:cstheme="majorBidi"/>
+      <w:rFonts w:asciiTheme="majorHAnsi" w:cstheme="majorBidi" w:eastAsiaTheme="majorEastAsia" w:hAnsiTheme="majorHAnsi"/>
       <w:b/>
       <w:bCs/>
-      <w:color w:val="4F81BD" w:themeColor="accent1"/>
+      <w:color w:themeColor="accent1" w:val="4F81BD"/>
       <w:sz w:val="28"/>
       <w:szCs w:val="28"/>
     </w:rPr>
   </w:style>
-  <w:style w:type="paragraph" w:styleId="Heading3">
+  <w:style w:styleId="Heading3" w:type="paragraph">
     <w:name w:val="Heading 3"/>
     <w:basedOn w:val="Normal"/>
     <w:next w:val="BodyText"/>
@@ -5342,19 +5713,19 @@
     <w:pPr>
       <w:keepNext/>
       <w:keepLines/>
-      <w:spacing w:before="200" w:after="0"/>
+      <w:spacing w:after="0" w:before="200"/>
       <w:outlineLvl w:val="2"/>
     </w:pPr>
     <w:rPr>
-      <w:rFonts w:asciiTheme="majorHAnsi" w:eastAsiaTheme="majorEastAsia" w:hAnsiTheme="majorHAnsi" w:cstheme="majorBidi"/>
+      <w:rFonts w:asciiTheme="majorHAnsi" w:cstheme="majorBidi" w:eastAsiaTheme="majorEastAsia" w:hAnsiTheme="majorHAnsi"/>
       <w:b/>
       <w:bCs/>
-      <w:color w:val="4F81BD" w:themeColor="accent1"/>
+      <w:color w:themeColor="accent1" w:val="4F81BD"/>
       <w:sz w:val="24"/>
       <w:szCs w:val="24"/>
     </w:rPr>
   </w:style>
-  <w:style w:type="paragraph" w:styleId="Heading4">
+  <w:style w:styleId="Heading4" w:type="paragraph">
     <w:name w:val="Heading 4"/>
     <w:basedOn w:val="Normal"/>
     <w:next w:val="BodyText"/>
@@ -5364,19 +5735,19 @@
     <w:pPr>
       <w:keepNext/>
       <w:keepLines/>
-      <w:spacing w:before="200" w:after="0"/>
+      <w:spacing w:after="0" w:before="200"/>
       <w:outlineLvl w:val="3"/>
     </w:pPr>
     <w:rPr>
-      <w:rFonts w:asciiTheme="majorHAnsi" w:eastAsiaTheme="majorEastAsia" w:hAnsiTheme="majorHAnsi" w:cstheme="majorBidi"/>
+      <w:rFonts w:asciiTheme="majorHAnsi" w:cstheme="majorBidi" w:eastAsiaTheme="majorEastAsia" w:hAnsiTheme="majorHAnsi"/>
       <w:i/>
       <w:bCs/>
-      <w:color w:val="4F81BD" w:themeColor="accent1"/>
+      <w:color w:themeColor="accent1" w:val="4F81BD"/>
       <w:sz w:val="24"/>
       <w:szCs w:val="24"/>
     </w:rPr>
   </w:style>
-  <w:style w:type="paragraph" w:styleId="Heading5">
+  <w:style w:styleId="Heading5" w:type="paragraph">
     <w:name w:val="Heading 5"/>
     <w:basedOn w:val="Normal"/>
     <w:next w:val="BodyText"/>
@@ -5386,18 +5757,18 @@
     <w:pPr>
       <w:keepNext/>
       <w:keepLines/>
-      <w:spacing w:before="200" w:after="0"/>
+      <w:spacing w:after="0" w:before="200"/>
       <w:outlineLvl w:val="4"/>
     </w:pPr>
     <w:rPr>
-      <w:rFonts w:asciiTheme="majorHAnsi" w:eastAsiaTheme="majorEastAsia" w:hAnsiTheme="majorHAnsi" w:cstheme="majorBidi"/>
+      <w:rFonts w:asciiTheme="majorHAnsi" w:cstheme="majorBidi" w:eastAsiaTheme="majorEastAsia" w:hAnsiTheme="majorHAnsi"/>
       <w:iCs/>
-      <w:color w:val="4F81BD" w:themeColor="accent1"/>
+      <w:color w:themeColor="accent1" w:val="4F81BD"/>
       <w:sz w:val="24"/>
       <w:szCs w:val="24"/>
     </w:rPr>
   </w:style>
-  <w:style w:type="paragraph" w:styleId="Heading6">
+  <w:style w:styleId="Heading6" w:type="paragraph">
     <w:name w:val="Heading 6"/>
     <w:basedOn w:val="Normal"/>
     <w:next w:val="BodyText"/>
@@ -5407,17 +5778,17 @@
     <w:pPr>
       <w:keepNext/>
       <w:keepLines/>
-      <w:spacing w:before="200" w:after="0"/>
+      <w:spacing w:after="0" w:before="200"/>
       <w:outlineLvl w:val="5"/>
     </w:pPr>
     <w:rPr>
-      <w:rFonts w:asciiTheme="majorHAnsi" w:eastAsiaTheme="majorEastAsia" w:hAnsiTheme="majorHAnsi" w:cstheme="majorBidi"/>
-      <w:color w:val="4F81BD" w:themeColor="accent1"/>
+      <w:rFonts w:asciiTheme="majorHAnsi" w:cstheme="majorBidi" w:eastAsiaTheme="majorEastAsia" w:hAnsiTheme="majorHAnsi"/>
+      <w:color w:themeColor="accent1" w:val="4F81BD"/>
       <w:sz w:val="24"/>
       <w:szCs w:val="24"/>
     </w:rPr>
   </w:style>
-  <w:style w:type="paragraph" w:styleId="Heading7">
+  <w:style w:styleId="Heading7" w:type="paragraph">
     <w:name w:val="Heading 7"/>
     <w:basedOn w:val="Normal"/>
     <w:next w:val="BodyText"/>
@@ -5427,17 +5798,17 @@
     <w:pPr>
       <w:keepNext/>
       <w:keepLines/>
-      <w:spacing w:before="200" w:after="0"/>
+      <w:spacing w:after="0" w:before="200"/>
       <w:outlineLvl w:val="6"/>
     </w:pPr>
     <w:rPr>
-      <w:rFonts w:asciiTheme="majorHAnsi" w:eastAsiaTheme="majorEastAsia" w:hAnsiTheme="majorHAnsi" w:cstheme="majorBidi"/>
-      <w:color w:val="4F81BD" w:themeColor="accent1"/>
+      <w:rFonts w:asciiTheme="majorHAnsi" w:cstheme="majorBidi" w:eastAsiaTheme="majorEastAsia" w:hAnsiTheme="majorHAnsi"/>
+      <w:color w:themeColor="accent1" w:val="4F81BD"/>
       <w:sz w:val="24"/>
       <w:szCs w:val="24"/>
     </w:rPr>
   </w:style>
-  <w:style w:type="paragraph" w:styleId="Heading8">
+  <w:style w:styleId="Heading8" w:type="paragraph">
     <w:name w:val="Heading 8"/>
     <w:basedOn w:val="Normal"/>
     <w:next w:val="BodyText"/>
@@ -5447,17 +5818,17 @@
     <w:pPr>
       <w:keepNext/>
       <w:keepLines/>
-      <w:spacing w:before="200" w:after="0"/>
+      <w:spacing w:after="0" w:before="200"/>
       <w:outlineLvl w:val="7"/>
     </w:pPr>
     <w:rPr>
-      <w:rFonts w:asciiTheme="majorHAnsi" w:eastAsiaTheme="majorEastAsia" w:hAnsiTheme="majorHAnsi" w:cstheme="majorBidi"/>
-      <w:color w:val="4F81BD" w:themeColor="accent1"/>
+      <w:rFonts w:asciiTheme="majorHAnsi" w:cstheme="majorBidi" w:eastAsiaTheme="majorEastAsia" w:hAnsiTheme="majorHAnsi"/>
+      <w:color w:themeColor="accent1" w:val="4F81BD"/>
       <w:sz w:val="24"/>
       <w:szCs w:val="24"/>
     </w:rPr>
   </w:style>
-  <w:style w:type="paragraph" w:styleId="Heading9">
+  <w:style w:styleId="Heading9" w:type="paragraph">
     <w:name w:val="Heading 9"/>
     <w:basedOn w:val="Normal"/>
     <w:next w:val="BodyText"/>
@@ -5467,17 +5838,17 @@
     <w:pPr>
       <w:keepNext/>
       <w:keepLines/>
-      <w:spacing w:before="200" w:after="0"/>
+      <w:spacing w:after="0" w:before="200"/>
       <w:outlineLvl w:val="8"/>
     </w:pPr>
     <w:rPr>
-      <w:rFonts w:asciiTheme="majorHAnsi" w:eastAsiaTheme="majorEastAsia" w:hAnsiTheme="majorHAnsi" w:cstheme="majorBidi"/>
-      <w:color w:val="4F81BD" w:themeColor="accent1"/>
+      <w:rFonts w:asciiTheme="majorHAnsi" w:cstheme="majorBidi" w:eastAsiaTheme="majorEastAsia" w:hAnsiTheme="majorHAnsi"/>
+      <w:color w:themeColor="accent1" w:val="4F81BD"/>
       <w:sz w:val="24"/>
       <w:szCs w:val="24"/>
     </w:rPr>
   </w:style>
-  <w:style w:type="paragraph" w:styleId="BlockText">
+  <w:style w:styleId="BlockText" w:type="paragraph">
     <w:name w:val="Block Text"/>
     <w:basedOn w:val="BodyText"/>
     <w:next w:val="BodyText"/>
@@ -5485,11 +5856,11 @@
     <w:unhideWhenUsed/>
     <w:qFormat/>
     <w:pPr>
-      <w:spacing w:before="100" w:after="100"/>
+      <w:spacing w:after="100" w:before="100"/>
       <w:ind w:firstLine="0" w:left="480" w:right="480"/>
     </w:pPr>
   </w:style>
-  <w:style w:type="paragraph" w:styleId="FootnoteText">
+  <w:style w:styleId="FootnoteText" w:type="paragraph">
     <w:name w:val="Footnote Text"/>
     <w:basedOn w:val="Normal"/>
     <w:next w:val="FootnoteText"/>
@@ -5497,28 +5868,43 @@
     <w:unhideWhenUsed/>
     <w:qFormat/>
   </w:style>
-  <w:style w:type="character" w:default="1" w:styleId="DefaultParagraphFont">
+  <w:style w:default="1" w:styleId="DefaultParagraphFont" w:type="character">
     <w:name w:val="Default Paragraph Font"/>
     <w:semiHidden/>
     <w:unhideWhenUsed/>
   </w:style>
-  <w:style w:type="table" w:default="1" w:styleId="Table">
+  <w:style w:default="1" w:styleId="Table" w:type="table">
     <w:name w:val="Table"/>
     <w:basedOn w:val="TableNormal"/>
     <w:semiHidden/>
     <w:unhideWhenUsed/>
     <w:qFormat/>
     <w:tblPr>
-      <w:tblInd w:w="0" w:type="dxa"/>
+      <w:tblInd w:type="dxa" w:w="0"/>
       <w:tblCellMar>
-        <w:top w:w="0" w:type="dxa"/>
-        <w:left w:w="108" w:type="dxa"/>
-        <w:bottom w:w="0" w:type="dxa"/>
-        <w:right w:w="108" w:type="dxa"/>
+        <w:top w:type="dxa" w:w="0"/>
+        <w:left w:type="dxa" w:w="108"/>
+        <w:bottom w:type="dxa" w:w="0"/>
+        <w:right w:type="dxa" w:w="108"/>
       </w:tblCellMar>
     </w:tblPr>
-  </w:style>
-  <w:style w:type="paragraph" w:customStyle="1" w:styleId="DefinitionTerm">
+    <w:tblStylePr w:type="firstRow">
+      <w:tblPr>
+        <w:jc w:val="left"/>
+        <w:tblInd w:type="dxa" w:w="0"/>
+      </w:tblPr>
+      <w:trPr>
+        <w:jc w:val="left"/>
+      </w:trPr>
+      <w:tcPr>
+        <w:vAlign w:val="bottom"/>
+        <w:tcBorders>
+          <w:bottom w:val="single"/>
+        </w:tcBorders>
+      </w:tcPr>
+    </w:tblStylePr>
+  </w:style>
+  <w:style w:customStyle="1" w:styleId="DefinitionTerm" w:type="paragraph">
     <w:name w:val="Definition Term"/>
     <w:basedOn w:val="Normal"/>
     <w:next w:val="Definition"/>
@@ -5531,49 +5917,49 @@
       <w:b/>
     </w:rPr>
   </w:style>
-  <w:style w:type="paragraph" w:customStyle="1" w:styleId="Definition">
+  <w:style w:customStyle="1" w:styleId="Definition" w:type="paragraph">
     <w:name w:val="Definition"/>
     <w:basedOn w:val="Normal"/>
   </w:style>
-  <w:style w:type="paragraph" w:styleId="Caption">
+  <w:style w:styleId="Caption" w:type="paragraph">
     <w:name w:val="Caption"/>
     <w:basedOn w:val="Normal"/>
     <w:link w:val="BodyTextChar"/>
     <w:pPr>
-      <w:spacing w:before="0" w:after="120"/>
+      <w:spacing w:after="120" w:before="0"/>
     </w:pPr>
     <w:rPr>
       <w:i/>
     </w:rPr>
   </w:style>
-  <w:style w:type="paragraph" w:customStyle="1" w:styleId="TableCaption">
+  <w:style w:customStyle="1" w:styleId="TableCaption" w:type="paragraph">
     <w:name w:val="Table Caption"/>
     <w:basedOn w:val="Caption"/>
     <w:pPr>
       <w:keepNext/>
     </w:pPr>
   </w:style>
-  <w:style w:type="paragraph" w:customStyle="1" w:styleId="ImageCaption">
+  <w:style w:customStyle="1" w:styleId="ImageCaption" w:type="paragraph">
     <w:name w:val="Image Caption"/>
     <w:basedOn w:val="Caption"/>
   </w:style>
-  <w:style w:type="paragraph" w:customStyle="1" w:styleId="Figure">
+  <w:style w:customStyle="1" w:styleId="Figure" w:type="paragraph">
     <w:name w:val="Figure"/>
     <w:basedOn w:val="Normal"/>
   </w:style>
-  <w:style w:type="paragraph" w:customStyle="1" w:styleId="CaptionedFigure">
+  <w:style w:customStyle="1" w:styleId="CaptionedFigure" w:type="paragraph">
     <w:name w:val="Captioned Figure"/>
     <w:basedOn w:val="Figure"/>
     <w:pPr>
       <w:keepNext/>
     </w:pPr>
   </w:style>
-  <w:style w:type="character" w:customStyle="1" w:styleId="BodyTextChar">
+  <w:style w:customStyle="1" w:styleId="BodyTextChar" w:type="character">
     <w:name w:val="Body Text Char"/>
     <w:basedOn w:val="DefaultParagraphFont"/>
     <w:link w:val="BodyText"/>
   </w:style>
-  <w:style w:type="character" w:customStyle="1" w:styleId="VerbatimChar">
+  <w:style w:customStyle="1" w:styleId="VerbatimChar" w:type="character">
     <w:name w:val="Verbatim Char"/>
     <w:basedOn w:val="BodyTextChar"/>
     <w:rPr>
@@ -5581,21 +5967,25 @@
       <w:sz w:val="22"/>
     </w:rPr>
   </w:style>
-  <w:style w:type="character" w:styleId="FootnoteReference">
+  <w:style w:customStyle="1" w:styleId="SectionNumber" w:type="character">
+    <w:name w:val="Section Number"/>
+    <w:basedOn w:val="BodyTextChar"/>
+  </w:style>
+  <w:style w:styleId="FootnoteReference" w:type="character">
     <w:name w:val="Footnote Reference"/>
     <w:basedOn w:val="BodyTextChar"/>
     <w:rPr>
       <w:vertAlign w:val="superscript"/>
     </w:rPr>
   </w:style>
-  <w:style w:type="character" w:styleId="Hyperlink">
+  <w:style w:styleId="Hyperlink" w:type="character">
     <w:name w:val="Hyperlink"/>
     <w:basedOn w:val="BodyTextChar"/>
     <w:rPr>
-      <w:color w:val="4F81BD" w:themeColor="accent1"/>
+      <w:color w:themeColor="accent1" w:val="4F81BD"/>
     </w:rPr>
   </w:style>
-  <w:style w:type="paragraph" w:styleId="TOCHeading">
+  <w:style w:styleId="TOCHeading" w:type="paragraph">
     <w:name w:val="TOC Heading"/>
     <w:basedOn w:val="Heading1"/>
     <w:next w:val="BodyText"/>
@@ -5607,10 +5997,10 @@
       <w:outlineLvl w:val="9"/>
     </w:pPr>
     <w:rPr>
-      <w:rFonts w:asciiTheme="majorHAnsi" w:eastAsiaTheme="majorEastAsia" w:hAnsiTheme="majorHAnsi" w:cstheme="majorBidi"/>
+      <w:rFonts w:asciiTheme="majorHAnsi" w:cstheme="majorBidi" w:eastAsiaTheme="majorEastAsia" w:hAnsiTheme="majorHAnsi"/>
       <w:b w:val="0"/>
       <w:bCs w:val="0"/>
-      <w:color w:val="365F91" w:themeColor="accent1" w:themeShade="BF"/>
+      <w:color w:themeColor="accent1" w:themeShade="BF" w:val="365F91"/>
     </w:rPr>
   </w:style>
   <w:style w:type="paragraph" w:customStyle="1" w:styleId="SourceCode">
@@ -5702,7 +6092,10 @@
   <w:style w:type="character" w:customStyle="1" w:styleId="ImportTok">
     <w:name w:val="ImportTok"/>
     <w:basedOn w:val="VerbatimChar"/>
-    <w:rPr/>
+    <w:rPr>
+      <w:color w:val="008000"/>
+      <w:b/>
+    </w:rPr>
   </w:style>
   <w:style w:type="character" w:customStyle="1" w:styleId="CommentTok">
     <w:name w:val="CommentTok"/>
@@ -5777,7 +6170,9 @@
   <w:style w:type="character" w:customStyle="1" w:styleId="BuiltInTok">
     <w:name w:val="BuiltInTok"/>
     <w:basedOn w:val="VerbatimChar"/>
-    <w:rPr/>
+    <w:rPr>
+      <w:color w:val="008000"/>
+    </w:rPr>
   </w:style>
   <w:style w:type="character" w:customStyle="1" w:styleId="ExtensionTok">
     <w:name w:val="ExtensionTok"/>
